--- a/modelo-so-kit.docx
+++ b/modelo-so-kit.docx
@@ -34,20 +34,104 @@
           <w:rFonts w:asciiTheme="majorHAnsi" w:hAnsiTheme="majorHAnsi" w:cstheme="majorHAnsi"/>
         </w:rPr>
       </w:pPr>
-      <w:r>
-        <w:rPr>
-          <w:rFonts w:asciiTheme="majorHAnsi" w:hAnsiTheme="majorHAnsi" w:cstheme="majorHAnsi"/>
-        </w:rPr>
-        <w:t xml:space="preserve">Apresentamos a seguir a proposta comercial personalizada da </w:t>
-      </w:r>
-      <w:r>
-        <w:rPr>
-          <w:rFonts w:asciiTheme="majorHAnsi" w:hAnsiTheme="majorHAnsi" w:cstheme="majorHAnsi"/>
-          <w:b/>
-          <w:bCs/>
-        </w:rPr>
-        <w:t>Minha Casa Pré-Fabricada</w:t>
-      </w:r>
+      <w:proofErr w:type="spellStart"/>
+      <w:r>
+        <w:rPr>
+          <w:rFonts w:asciiTheme="majorHAnsi" w:hAnsiTheme="majorHAnsi" w:cstheme="majorHAnsi"/>
+        </w:rPr>
+        <w:t>Apresentamos</w:t>
+      </w:r>
+      <w:proofErr w:type="spellEnd"/>
+      <w:r>
+        <w:rPr>
+          <w:rFonts w:asciiTheme="majorHAnsi" w:hAnsiTheme="majorHAnsi" w:cstheme="majorHAnsi"/>
+        </w:rPr>
+        <w:t xml:space="preserve"> a </w:t>
+      </w:r>
+      <w:proofErr w:type="spellStart"/>
+      <w:r>
+        <w:rPr>
+          <w:rFonts w:asciiTheme="majorHAnsi" w:hAnsiTheme="majorHAnsi" w:cstheme="majorHAnsi"/>
+        </w:rPr>
+        <w:t>seguir</w:t>
+      </w:r>
+      <w:proofErr w:type="spellEnd"/>
+      <w:r>
+        <w:rPr>
+          <w:rFonts w:asciiTheme="majorHAnsi" w:hAnsiTheme="majorHAnsi" w:cstheme="majorHAnsi"/>
+        </w:rPr>
+        <w:t xml:space="preserve"> a </w:t>
+      </w:r>
+      <w:proofErr w:type="spellStart"/>
+      <w:r>
+        <w:rPr>
+          <w:rFonts w:asciiTheme="majorHAnsi" w:hAnsiTheme="majorHAnsi" w:cstheme="majorHAnsi"/>
+        </w:rPr>
+        <w:t>proposta</w:t>
+      </w:r>
+      <w:proofErr w:type="spellEnd"/>
+      <w:r>
+        <w:rPr>
+          <w:rFonts w:asciiTheme="majorHAnsi" w:hAnsiTheme="majorHAnsi" w:cstheme="majorHAnsi"/>
+        </w:rPr>
+        <w:t xml:space="preserve"> </w:t>
+      </w:r>
+      <w:proofErr w:type="spellStart"/>
+      <w:r>
+        <w:rPr>
+          <w:rFonts w:asciiTheme="majorHAnsi" w:hAnsiTheme="majorHAnsi" w:cstheme="majorHAnsi"/>
+        </w:rPr>
+        <w:t>comercial</w:t>
+      </w:r>
+      <w:proofErr w:type="spellEnd"/>
+      <w:r>
+        <w:rPr>
+          <w:rFonts w:asciiTheme="majorHAnsi" w:hAnsiTheme="majorHAnsi" w:cstheme="majorHAnsi"/>
+        </w:rPr>
+        <w:t xml:space="preserve"> </w:t>
+      </w:r>
+      <w:proofErr w:type="spellStart"/>
+      <w:r>
+        <w:rPr>
+          <w:rFonts w:asciiTheme="majorHAnsi" w:hAnsiTheme="majorHAnsi" w:cstheme="majorHAnsi"/>
+        </w:rPr>
+        <w:t>personalizada</w:t>
+      </w:r>
+      <w:proofErr w:type="spellEnd"/>
+      <w:r>
+        <w:rPr>
+          <w:rFonts w:asciiTheme="majorHAnsi" w:hAnsiTheme="majorHAnsi" w:cstheme="majorHAnsi"/>
+        </w:rPr>
+        <w:t xml:space="preserve"> da </w:t>
+      </w:r>
+      <w:proofErr w:type="spellStart"/>
+      <w:r>
+        <w:rPr>
+          <w:rFonts w:asciiTheme="majorHAnsi" w:hAnsiTheme="majorHAnsi" w:cstheme="majorHAnsi"/>
+          <w:b/>
+          <w:bCs/>
+        </w:rPr>
+        <w:t>Minha</w:t>
+      </w:r>
+      <w:proofErr w:type="spellEnd"/>
+      <w:r>
+        <w:rPr>
+          <w:rFonts w:asciiTheme="majorHAnsi" w:hAnsiTheme="majorHAnsi" w:cstheme="majorHAnsi"/>
+          <w:b/>
+          <w:bCs/>
+        </w:rPr>
+        <w:t xml:space="preserve"> Casa </w:t>
+      </w:r>
+      <w:proofErr w:type="spellStart"/>
+      <w:r>
+        <w:rPr>
+          <w:rFonts w:asciiTheme="majorHAnsi" w:hAnsiTheme="majorHAnsi" w:cstheme="majorHAnsi"/>
+          <w:b/>
+          <w:bCs/>
+        </w:rPr>
+        <w:t>Pré-Fabricada</w:t>
+      </w:r>
+      <w:proofErr w:type="spellEnd"/>
       <w:r>
         <w:rPr>
           <w:rFonts w:asciiTheme="majorHAnsi" w:hAnsiTheme="majorHAnsi" w:cstheme="majorHAnsi"/>
@@ -60,7 +144,357 @@
         <w:rPr>
           <w:rFonts w:asciiTheme="majorHAnsi" w:hAnsiTheme="majorHAnsi" w:cstheme="majorHAnsi"/>
         </w:rPr>
-        <w:t>, referência em qualidade, sustentabilidade e inovação na construção em madeira. Nossos kits são desenvolvidos com madeira de Pinus autoclavado, com garantia de 15 anos, e acompanham manual técnico detalhado para montagem segura e eficiente. Confira abaixo os detalhes da sua proposta.</w:t>
+        <w:t xml:space="preserve">, </w:t>
+      </w:r>
+      <w:proofErr w:type="spellStart"/>
+      <w:r>
+        <w:rPr>
+          <w:rFonts w:asciiTheme="majorHAnsi" w:hAnsiTheme="majorHAnsi" w:cstheme="majorHAnsi"/>
+        </w:rPr>
+        <w:t>referência</w:t>
+      </w:r>
+      <w:proofErr w:type="spellEnd"/>
+      <w:r>
+        <w:rPr>
+          <w:rFonts w:asciiTheme="majorHAnsi" w:hAnsiTheme="majorHAnsi" w:cstheme="majorHAnsi"/>
+        </w:rPr>
+        <w:t xml:space="preserve"> </w:t>
+      </w:r>
+      <w:proofErr w:type="spellStart"/>
+      <w:r>
+        <w:rPr>
+          <w:rFonts w:asciiTheme="majorHAnsi" w:hAnsiTheme="majorHAnsi" w:cstheme="majorHAnsi"/>
+        </w:rPr>
+        <w:t>em</w:t>
+      </w:r>
+      <w:proofErr w:type="spellEnd"/>
+      <w:r>
+        <w:rPr>
+          <w:rFonts w:asciiTheme="majorHAnsi" w:hAnsiTheme="majorHAnsi" w:cstheme="majorHAnsi"/>
+        </w:rPr>
+        <w:t xml:space="preserve"> </w:t>
+      </w:r>
+      <w:proofErr w:type="spellStart"/>
+      <w:r>
+        <w:rPr>
+          <w:rFonts w:asciiTheme="majorHAnsi" w:hAnsiTheme="majorHAnsi" w:cstheme="majorHAnsi"/>
+        </w:rPr>
+        <w:t>qualidade</w:t>
+      </w:r>
+      <w:proofErr w:type="spellEnd"/>
+      <w:r>
+        <w:rPr>
+          <w:rFonts w:asciiTheme="majorHAnsi" w:hAnsiTheme="majorHAnsi" w:cstheme="majorHAnsi"/>
+        </w:rPr>
+        <w:t xml:space="preserve">, </w:t>
+      </w:r>
+      <w:proofErr w:type="spellStart"/>
+      <w:r>
+        <w:rPr>
+          <w:rFonts w:asciiTheme="majorHAnsi" w:hAnsiTheme="majorHAnsi" w:cstheme="majorHAnsi"/>
+        </w:rPr>
+        <w:t>sustentabilidade</w:t>
+      </w:r>
+      <w:proofErr w:type="spellEnd"/>
+      <w:r>
+        <w:rPr>
+          <w:rFonts w:asciiTheme="majorHAnsi" w:hAnsiTheme="majorHAnsi" w:cstheme="majorHAnsi"/>
+        </w:rPr>
+        <w:t xml:space="preserve"> e </w:t>
+      </w:r>
+      <w:proofErr w:type="spellStart"/>
+      <w:r>
+        <w:rPr>
+          <w:rFonts w:asciiTheme="majorHAnsi" w:hAnsiTheme="majorHAnsi" w:cstheme="majorHAnsi"/>
+        </w:rPr>
+        <w:t>inovação</w:t>
+      </w:r>
+      <w:proofErr w:type="spellEnd"/>
+      <w:r>
+        <w:rPr>
+          <w:rFonts w:asciiTheme="majorHAnsi" w:hAnsiTheme="majorHAnsi" w:cstheme="majorHAnsi"/>
+        </w:rPr>
+        <w:t xml:space="preserve"> na </w:t>
+      </w:r>
+      <w:proofErr w:type="spellStart"/>
+      <w:r>
+        <w:rPr>
+          <w:rFonts w:asciiTheme="majorHAnsi" w:hAnsiTheme="majorHAnsi" w:cstheme="majorHAnsi"/>
+        </w:rPr>
+        <w:t>construção</w:t>
+      </w:r>
+      <w:proofErr w:type="spellEnd"/>
+      <w:r>
+        <w:rPr>
+          <w:rFonts w:asciiTheme="majorHAnsi" w:hAnsiTheme="majorHAnsi" w:cstheme="majorHAnsi"/>
+        </w:rPr>
+        <w:t xml:space="preserve"> </w:t>
+      </w:r>
+      <w:proofErr w:type="spellStart"/>
+      <w:r>
+        <w:rPr>
+          <w:rFonts w:asciiTheme="majorHAnsi" w:hAnsiTheme="majorHAnsi" w:cstheme="majorHAnsi"/>
+        </w:rPr>
+        <w:t>em</w:t>
+      </w:r>
+      <w:proofErr w:type="spellEnd"/>
+      <w:r>
+        <w:rPr>
+          <w:rFonts w:asciiTheme="majorHAnsi" w:hAnsiTheme="majorHAnsi" w:cstheme="majorHAnsi"/>
+        </w:rPr>
+        <w:t xml:space="preserve"> madeira. </w:t>
+      </w:r>
+      <w:proofErr w:type="spellStart"/>
+      <w:r>
+        <w:rPr>
+          <w:rFonts w:asciiTheme="majorHAnsi" w:hAnsiTheme="majorHAnsi" w:cstheme="majorHAnsi"/>
+        </w:rPr>
+        <w:t>Nossos</w:t>
+      </w:r>
+      <w:proofErr w:type="spellEnd"/>
+      <w:r>
+        <w:rPr>
+          <w:rFonts w:asciiTheme="majorHAnsi" w:hAnsiTheme="majorHAnsi" w:cstheme="majorHAnsi"/>
+        </w:rPr>
+        <w:t xml:space="preserve"> kits </w:t>
+      </w:r>
+      <w:proofErr w:type="spellStart"/>
+      <w:r>
+        <w:rPr>
+          <w:rFonts w:asciiTheme="majorHAnsi" w:hAnsiTheme="majorHAnsi" w:cstheme="majorHAnsi"/>
+        </w:rPr>
+        <w:t>são</w:t>
+      </w:r>
+      <w:proofErr w:type="spellEnd"/>
+      <w:r>
+        <w:rPr>
+          <w:rFonts w:asciiTheme="majorHAnsi" w:hAnsiTheme="majorHAnsi" w:cstheme="majorHAnsi"/>
+        </w:rPr>
+        <w:t xml:space="preserve"> </w:t>
+      </w:r>
+      <w:proofErr w:type="spellStart"/>
+      <w:r>
+        <w:rPr>
+          <w:rFonts w:asciiTheme="majorHAnsi" w:hAnsiTheme="majorHAnsi" w:cstheme="majorHAnsi"/>
+        </w:rPr>
+        <w:t>desenvolvidos</w:t>
+      </w:r>
+      <w:proofErr w:type="spellEnd"/>
+      <w:r>
+        <w:rPr>
+          <w:rFonts w:asciiTheme="majorHAnsi" w:hAnsiTheme="majorHAnsi" w:cstheme="majorHAnsi"/>
+        </w:rPr>
+        <w:t xml:space="preserve"> com madeira de Pinus </w:t>
+      </w:r>
+      <w:proofErr w:type="spellStart"/>
+      <w:r>
+        <w:rPr>
+          <w:rFonts w:asciiTheme="majorHAnsi" w:hAnsiTheme="majorHAnsi" w:cstheme="majorHAnsi"/>
+        </w:rPr>
+        <w:t>autoclavado</w:t>
+      </w:r>
+      <w:proofErr w:type="spellEnd"/>
+      <w:r>
+        <w:rPr>
+          <w:rFonts w:asciiTheme="majorHAnsi" w:hAnsiTheme="majorHAnsi" w:cstheme="majorHAnsi"/>
+        </w:rPr>
+        <w:t xml:space="preserve">, com </w:t>
+      </w:r>
+      <w:proofErr w:type="spellStart"/>
+      <w:r>
+        <w:rPr>
+          <w:rFonts w:asciiTheme="majorHAnsi" w:hAnsiTheme="majorHAnsi" w:cstheme="majorHAnsi"/>
+        </w:rPr>
+        <w:t>garantia</w:t>
+      </w:r>
+      <w:proofErr w:type="spellEnd"/>
+      <w:r>
+        <w:rPr>
+          <w:rFonts w:asciiTheme="majorHAnsi" w:hAnsiTheme="majorHAnsi" w:cstheme="majorHAnsi"/>
+        </w:rPr>
+        <w:t xml:space="preserve"> de 15 </w:t>
+      </w:r>
+      <w:proofErr w:type="spellStart"/>
+      <w:r>
+        <w:rPr>
+          <w:rFonts w:asciiTheme="majorHAnsi" w:hAnsiTheme="majorHAnsi" w:cstheme="majorHAnsi"/>
+        </w:rPr>
+        <w:t>anos</w:t>
+      </w:r>
+      <w:proofErr w:type="spellEnd"/>
+      <w:r>
+        <w:rPr>
+          <w:rFonts w:asciiTheme="majorHAnsi" w:hAnsiTheme="majorHAnsi" w:cstheme="majorHAnsi"/>
+        </w:rPr>
+        <w:t xml:space="preserve">, e </w:t>
+      </w:r>
+      <w:proofErr w:type="spellStart"/>
+      <w:r>
+        <w:rPr>
+          <w:rFonts w:asciiTheme="majorHAnsi" w:hAnsiTheme="majorHAnsi" w:cstheme="majorHAnsi"/>
+        </w:rPr>
+        <w:t>acompanham</w:t>
+      </w:r>
+      <w:proofErr w:type="spellEnd"/>
+      <w:r>
+        <w:rPr>
+          <w:rFonts w:asciiTheme="majorHAnsi" w:hAnsiTheme="majorHAnsi" w:cstheme="majorHAnsi"/>
+        </w:rPr>
+        <w:t xml:space="preserve"> manual </w:t>
+      </w:r>
+      <w:proofErr w:type="spellStart"/>
+      <w:r>
+        <w:rPr>
+          <w:rFonts w:asciiTheme="majorHAnsi" w:hAnsiTheme="majorHAnsi" w:cstheme="majorHAnsi"/>
+        </w:rPr>
+        <w:t>técnico</w:t>
+      </w:r>
+      <w:proofErr w:type="spellEnd"/>
+      <w:r>
+        <w:rPr>
+          <w:rFonts w:asciiTheme="majorHAnsi" w:hAnsiTheme="majorHAnsi" w:cstheme="majorHAnsi"/>
+        </w:rPr>
+        <w:t xml:space="preserve"> </w:t>
+      </w:r>
+      <w:proofErr w:type="spellStart"/>
+      <w:r>
+        <w:rPr>
+          <w:rFonts w:asciiTheme="majorHAnsi" w:hAnsiTheme="majorHAnsi" w:cstheme="majorHAnsi"/>
+        </w:rPr>
+        <w:t>detalhado</w:t>
+      </w:r>
+      <w:proofErr w:type="spellEnd"/>
+      <w:r>
+        <w:rPr>
+          <w:rFonts w:asciiTheme="majorHAnsi" w:hAnsiTheme="majorHAnsi" w:cstheme="majorHAnsi"/>
+        </w:rPr>
+        <w:t xml:space="preserve"> para </w:t>
+      </w:r>
+      <w:proofErr w:type="spellStart"/>
+      <w:r>
+        <w:rPr>
+          <w:rFonts w:asciiTheme="majorHAnsi" w:hAnsiTheme="majorHAnsi" w:cstheme="majorHAnsi"/>
+        </w:rPr>
+        <w:t>montagem</w:t>
+      </w:r>
+      <w:proofErr w:type="spellEnd"/>
+      <w:r>
+        <w:rPr>
+          <w:rFonts w:asciiTheme="majorHAnsi" w:hAnsiTheme="majorHAnsi" w:cstheme="majorHAnsi"/>
+        </w:rPr>
+        <w:t xml:space="preserve"> </w:t>
+      </w:r>
+      <w:proofErr w:type="spellStart"/>
+      <w:r>
+        <w:rPr>
+          <w:rFonts w:asciiTheme="majorHAnsi" w:hAnsiTheme="majorHAnsi" w:cstheme="majorHAnsi"/>
+        </w:rPr>
+        <w:t>segura</w:t>
+      </w:r>
+      <w:proofErr w:type="spellEnd"/>
+      <w:r>
+        <w:rPr>
+          <w:rFonts w:asciiTheme="majorHAnsi" w:hAnsiTheme="majorHAnsi" w:cstheme="majorHAnsi"/>
+        </w:rPr>
+        <w:t xml:space="preserve"> e </w:t>
+      </w:r>
+      <w:proofErr w:type="spellStart"/>
+      <w:r>
+        <w:rPr>
+          <w:rFonts w:asciiTheme="majorHAnsi" w:hAnsiTheme="majorHAnsi" w:cstheme="majorHAnsi"/>
+        </w:rPr>
+        <w:t>eficiente</w:t>
+      </w:r>
+      <w:proofErr w:type="spellEnd"/>
+      <w:r>
+        <w:rPr>
+          <w:rFonts w:asciiTheme="majorHAnsi" w:hAnsiTheme="majorHAnsi" w:cstheme="majorHAnsi"/>
+        </w:rPr>
+        <w:t xml:space="preserve">. </w:t>
+      </w:r>
+      <w:proofErr w:type="spellStart"/>
+      <w:r>
+        <w:rPr>
+          <w:rFonts w:asciiTheme="majorHAnsi" w:hAnsiTheme="majorHAnsi" w:cstheme="majorHAnsi"/>
+        </w:rPr>
+        <w:t>Confira</w:t>
+      </w:r>
+      <w:proofErr w:type="spellEnd"/>
+      <w:r>
+        <w:rPr>
+          <w:rFonts w:asciiTheme="majorHAnsi" w:hAnsiTheme="majorHAnsi" w:cstheme="majorHAnsi"/>
+        </w:rPr>
+        <w:t xml:space="preserve"> </w:t>
+      </w:r>
+      <w:proofErr w:type="spellStart"/>
+      <w:r>
+        <w:rPr>
+          <w:rFonts w:asciiTheme="majorHAnsi" w:hAnsiTheme="majorHAnsi" w:cstheme="majorHAnsi"/>
+        </w:rPr>
+        <w:t>abaixo</w:t>
+      </w:r>
+      <w:proofErr w:type="spellEnd"/>
+      <w:r>
+        <w:rPr>
+          <w:rFonts w:asciiTheme="majorHAnsi" w:hAnsiTheme="majorHAnsi" w:cstheme="majorHAnsi"/>
+        </w:rPr>
+        <w:t xml:space="preserve"> </w:t>
+      </w:r>
+      <w:proofErr w:type="spellStart"/>
+      <w:r>
+        <w:rPr>
+          <w:rFonts w:asciiTheme="majorHAnsi" w:hAnsiTheme="majorHAnsi" w:cstheme="majorHAnsi"/>
+        </w:rPr>
+        <w:t>os</w:t>
+      </w:r>
+      <w:proofErr w:type="spellEnd"/>
+      <w:r>
+        <w:rPr>
+          <w:rFonts w:asciiTheme="majorHAnsi" w:hAnsiTheme="majorHAnsi" w:cstheme="majorHAnsi"/>
+        </w:rPr>
+        <w:t xml:space="preserve"> </w:t>
+      </w:r>
+      <w:proofErr w:type="spellStart"/>
+      <w:r>
+        <w:rPr>
+          <w:rFonts w:asciiTheme="majorHAnsi" w:hAnsiTheme="majorHAnsi" w:cstheme="majorHAnsi"/>
+        </w:rPr>
+        <w:t>detalhes</w:t>
+      </w:r>
+      <w:proofErr w:type="spellEnd"/>
+      <w:r>
+        <w:rPr>
+          <w:rFonts w:asciiTheme="majorHAnsi" w:hAnsiTheme="majorHAnsi" w:cstheme="majorHAnsi"/>
+        </w:rPr>
+        <w:t xml:space="preserve"> da </w:t>
+      </w:r>
+      <w:proofErr w:type="spellStart"/>
+      <w:r>
+        <w:rPr>
+          <w:rFonts w:asciiTheme="majorHAnsi" w:hAnsiTheme="majorHAnsi" w:cstheme="majorHAnsi"/>
+        </w:rPr>
+        <w:t>sua</w:t>
+      </w:r>
+      <w:proofErr w:type="spellEnd"/>
+      <w:r>
+        <w:rPr>
+          <w:rFonts w:asciiTheme="majorHAnsi" w:hAnsiTheme="majorHAnsi" w:cstheme="majorHAnsi"/>
+        </w:rPr>
+        <w:t xml:space="preserve"> </w:t>
+      </w:r>
+      <w:proofErr w:type="spellStart"/>
+      <w:r>
+        <w:rPr>
+          <w:rFonts w:asciiTheme="majorHAnsi" w:hAnsiTheme="majorHAnsi" w:cstheme="majorHAnsi"/>
+        </w:rPr>
+        <w:t>proposta</w:t>
+      </w:r>
+      <w:proofErr w:type="spellEnd"/>
+      <w:r>
+        <w:rPr>
+          <w:rFonts w:asciiTheme="majorHAnsi" w:hAnsiTheme="majorHAnsi" w:cstheme="majorHAnsi"/>
+        </w:rPr>
+        <w:t>.</w:t>
       </w:r>
     </w:p>
     <w:p>
@@ -87,7 +521,27 @@
           <w:bCs/>
           <w:color w:val="000000" w:themeColor="text1"/>
         </w:rPr>
-        <w:t>{{data_atual}}</w:t>
+        <w:t>{{</w:t>
+      </w:r>
+      <w:proofErr w:type="spellStart"/>
+      <w:r>
+        <w:rPr>
+          <w:rFonts w:ascii="Segoe UI Emoji" w:hAnsi="Segoe UI Emoji" w:cs="Segoe UI Emoji"/>
+          <w:b/>
+          <w:bCs/>
+          <w:color w:val="000000" w:themeColor="text1"/>
+        </w:rPr>
+        <w:t>data_atual</w:t>
+      </w:r>
+      <w:proofErr w:type="spellEnd"/>
+      <w:r>
+        <w:rPr>
+          <w:rFonts w:ascii="Segoe UI Emoji" w:hAnsi="Segoe UI Emoji" w:cs="Segoe UI Emoji"/>
+          <w:b/>
+          <w:bCs/>
+          <w:color w:val="000000" w:themeColor="text1"/>
+        </w:rPr>
+        <w:t>}}</w:t>
       </w:r>
     </w:p>
     <w:p>
@@ -144,6 +598,7 @@
         </w:rPr>
         <w:t>{{</w:t>
       </w:r>
+      <w:proofErr w:type="spellStart"/>
       <w:r>
         <w:rPr>
           <w:rFonts w:cstheme="majorHAnsi"/>
@@ -153,6 +608,7 @@
         </w:rPr>
         <w:t>nome_cliente</w:t>
       </w:r>
+      <w:proofErr w:type="spellEnd"/>
       <w:r>
         <w:rPr>
           <w:rFonts w:cstheme="majorHAnsi"/>
@@ -182,30 +638,34 @@
         <w:pStyle w:val="SemEspaamento"/>
         <w:spacing w:line="276" w:lineRule="auto"/>
         <w:rPr>
+          <w:rFonts w:ascii="Segoe UI Emoji" w:hAnsi="Segoe UI Emoji" w:cs="Segoe UI Emoji"/>
           <w:b/>
           <w:bCs/>
           <w:sz w:val="24"/>
           <w:szCs w:val="24"/>
         </w:rPr>
       </w:pPr>
-      <w:r>
-        <w:rPr>
-          <w:rFonts w:ascii="Segoe UI Emoji" w:hAnsi="Segoe UI Emoji" w:cs="Segoe UI Emoji"/>
+    </w:p>
+    <w:p>
+      <w:pPr>
+        <w:pStyle w:val="SemEspaamento"/>
+        <w:spacing w:line="360" w:lineRule="auto"/>
+        <w:rPr>
           <w:b/>
           <w:bCs/>
           <w:sz w:val="24"/>
           <w:szCs w:val="24"/>
         </w:rPr>
-        <w:t>🏠</w:t>
-      </w:r>
-      <w:r>
-        <w:rPr>
+      </w:pPr>
+      <w:r>
+        <w:rPr>
+          <w:rFonts w:ascii="Segoe UI Emoji" w:hAnsi="Segoe UI Emoji" w:cs="Segoe UI Emoji"/>
           <w:b/>
           <w:bCs/>
           <w:sz w:val="24"/>
           <w:szCs w:val="24"/>
         </w:rPr>
-        <w:t xml:space="preserve"> </w:t>
+        <w:t>🏠</w:t>
       </w:r>
       <w:r>
         <w:rPr>
@@ -214,6 +674,15 @@
           <w:sz w:val="24"/>
           <w:szCs w:val="24"/>
         </w:rPr>
+        <w:t xml:space="preserve"> </w:t>
+      </w:r>
+      <w:r>
+        <w:rPr>
+          <w:b/>
+          <w:bCs/>
+          <w:sz w:val="24"/>
+          <w:szCs w:val="24"/>
+        </w:rPr>
         <w:t>CONDIÇÕES COMERCIAIS</w:t>
       </w:r>
     </w:p>
@@ -223,7 +692,15 @@
         <w:spacing w:line="360" w:lineRule="auto"/>
       </w:pPr>
       <w:r>
-        <w:t>{{modelo-selecionado}}</w:t>
+        <w:t>{{</w:t>
+      </w:r>
+      <w:proofErr w:type="spellStart"/>
+      <w:r>
+        <w:t>modelo-selecionado</w:t>
+      </w:r>
+      <w:proofErr w:type="spellEnd"/>
+      <w:r>
+        <w:t>}}</w:t>
       </w:r>
     </w:p>
     <w:p>
@@ -246,12 +723,26 @@
         <w:rPr>
           <w:lang w:val="pt-BR"/>
         </w:rPr>
-        <w:t>• Frete Total: {{frete_total}}</w:t>
-      </w:r>
+        <w:t>• Frete Total: {{</w:t>
+      </w:r>
+      <w:proofErr w:type="spellStart"/>
       <w:r>
         <w:rPr>
           <w:lang w:val="pt-BR"/>
         </w:rPr>
+        <w:t>frete_total</w:t>
+      </w:r>
+      <w:proofErr w:type="spellEnd"/>
+      <w:r>
+        <w:rPr>
+          <w:lang w:val="pt-BR"/>
+        </w:rPr>
+        <w:t>}}</w:t>
+      </w:r>
+      <w:r>
+        <w:rPr>
+          <w:lang w:val="pt-BR"/>
+        </w:rPr>
         <w:br/>
       </w:r>
       <w:r>
@@ -277,7 +768,25 @@
           <w:bCs/>
           <w:lang w:val="pt-BR"/>
         </w:rPr>
-        <w:t xml:space="preserve"> Valor Final com Frete (à vista): {{frete_total+valor_avista}}</w:t>
+        <w:t xml:space="preserve"> Valor Final com Frete (à vista): {{</w:t>
+      </w:r>
+      <w:proofErr w:type="spellStart"/>
+      <w:r>
+        <w:rPr>
+          <w:b/>
+          <w:bCs/>
+          <w:lang w:val="pt-BR"/>
+        </w:rPr>
+        <w:t>frete_total+valor_avista</w:t>
+      </w:r>
+      <w:proofErr w:type="spellEnd"/>
+      <w:r>
+        <w:rPr>
+          <w:b/>
+          <w:bCs/>
+          <w:lang w:val="pt-BR"/>
+        </w:rPr>
+        <w:t>}}</w:t>
       </w:r>
     </w:p>
     <w:p>
@@ -336,12 +845,85 @@
         </w:rPr>
         <w:t>💡</w:t>
       </w:r>
-      <w:r>
-        <w:rPr>
-          <w:b/>
-          <w:bCs/>
-        </w:rPr>
-        <w:t>Estimativa de investimento para a casa pronta: {{estimativa-casa-pronta}}</w:t>
+      <w:proofErr w:type="spellStart"/>
+      <w:r>
+        <w:rPr>
+          <w:b/>
+          <w:bCs/>
+        </w:rPr>
+        <w:t>Estimativa</w:t>
+      </w:r>
+      <w:proofErr w:type="spellEnd"/>
+      <w:r>
+        <w:rPr>
+          <w:b/>
+          <w:bCs/>
+        </w:rPr>
+        <w:t xml:space="preserve"> de </w:t>
+      </w:r>
+      <w:proofErr w:type="spellStart"/>
+      <w:r>
+        <w:rPr>
+          <w:b/>
+          <w:bCs/>
+        </w:rPr>
+        <w:t>investimento</w:t>
+      </w:r>
+      <w:proofErr w:type="spellEnd"/>
+      <w:r>
+        <w:rPr>
+          <w:b/>
+          <w:bCs/>
+        </w:rPr>
+        <w:t xml:space="preserve"> para a casa </w:t>
+      </w:r>
+      <w:proofErr w:type="spellStart"/>
+      <w:r>
+        <w:rPr>
+          <w:b/>
+          <w:bCs/>
+        </w:rPr>
+        <w:t>pronta</w:t>
+      </w:r>
+      <w:proofErr w:type="spellEnd"/>
+      <w:r>
+        <w:rPr>
+          <w:b/>
+          <w:bCs/>
+        </w:rPr>
+        <w:t>: {{</w:t>
+      </w:r>
+      <w:proofErr w:type="spellStart"/>
+      <w:r>
+        <w:rPr>
+          <w:b/>
+          <w:bCs/>
+        </w:rPr>
+        <w:t>estimativa</w:t>
+      </w:r>
+      <w:proofErr w:type="spellEnd"/>
+      <w:r>
+        <w:rPr>
+          <w:b/>
+          <w:bCs/>
+        </w:rPr>
+        <w:t>-casa-</w:t>
+      </w:r>
+      <w:proofErr w:type="spellStart"/>
+      <w:r>
+        <w:rPr>
+          <w:b/>
+          <w:bCs/>
+        </w:rPr>
+        <w:t>pronta</w:t>
+      </w:r>
+      <w:proofErr w:type="spellEnd"/>
+      <w:r>
+        <w:rPr>
+          <w:b/>
+          <w:bCs/>
+        </w:rPr>
+        <w:t>}}</w:t>
       </w:r>
     </w:p>
     <w:p>
@@ -419,7 +1001,21 @@
         <w:rPr>
           <w:lang w:val="pt-BR"/>
         </w:rPr>
-        <w:t>Distância até o local da obra: {{distancia_loja}}</w:t>
+        <w:t>Distância até o local da obra: {{</w:t>
+      </w:r>
+      <w:proofErr w:type="spellStart"/>
+      <w:r>
+        <w:rPr>
+          <w:lang w:val="pt-BR"/>
+        </w:rPr>
+        <w:t>distancia_loja</w:t>
+      </w:r>
+      <w:proofErr w:type="spellEnd"/>
+      <w:r>
+        <w:rPr>
+          <w:lang w:val="pt-BR"/>
+        </w:rPr>
+        <w:t>}}</w:t>
       </w:r>
     </w:p>
     <w:p>
@@ -439,7 +1035,21 @@
         <w:rPr>
           <w:lang w:val="pt-BR"/>
         </w:rPr>
-        <w:t>Valor do Frete Padrão: {{frete_normal}}</w:t>
+        <w:t>Valor do Frete Padrão: {{</w:t>
+      </w:r>
+      <w:proofErr w:type="spellStart"/>
+      <w:r>
+        <w:rPr>
+          <w:lang w:val="pt-BR"/>
+        </w:rPr>
+        <w:t>frete_normal</w:t>
+      </w:r>
+      <w:proofErr w:type="spellEnd"/>
+      <w:r>
+        <w:rPr>
+          <w:lang w:val="pt-BR"/>
+        </w:rPr>
+        <w:t>}}</w:t>
       </w:r>
     </w:p>
     <w:p>
@@ -459,7 +1069,21 @@
         <w:rPr>
           <w:lang w:val="pt-BR"/>
         </w:rPr>
-        <w:t>Adicional por distância excedente: {{frete_adicional}}</w:t>
+        <w:t>Adicional por distância excedente: {{</w:t>
+      </w:r>
+      <w:proofErr w:type="spellStart"/>
+      <w:r>
+        <w:rPr>
+          <w:lang w:val="pt-BR"/>
+        </w:rPr>
+        <w:t>frete_adicional</w:t>
+      </w:r>
+      <w:proofErr w:type="spellEnd"/>
+      <w:r>
+        <w:rPr>
+          <w:lang w:val="pt-BR"/>
+        </w:rPr>
+        <w:t>}}</w:t>
       </w:r>
     </w:p>
     <w:p>
@@ -498,7 +1122,25 @@
           <w:bCs/>
           <w:lang w:val="pt-BR"/>
         </w:rPr>
-        <w:t>Total do Frete: {{frete_total}}</w:t>
+        <w:t>Total do Frete: {{</w:t>
+      </w:r>
+      <w:proofErr w:type="spellStart"/>
+      <w:r>
+        <w:rPr>
+          <w:b/>
+          <w:bCs/>
+          <w:lang w:val="pt-BR"/>
+        </w:rPr>
+        <w:t>frete_total</w:t>
+      </w:r>
+      <w:proofErr w:type="spellEnd"/>
+      <w:r>
+        <w:rPr>
+          <w:b/>
+          <w:bCs/>
+          <w:lang w:val="pt-BR"/>
+        </w:rPr>
+        <w:t>}}</w:t>
       </w:r>
       <w:r>
         <w:rPr>
@@ -532,7 +1174,103 @@
           <w:b/>
           <w:bCs/>
         </w:rPr>
-        <w:t xml:space="preserve"> Frete a ser pago diretamente à transportadora, até 48 horas antes do embarque.</w:t>
+        <w:t xml:space="preserve"> </w:t>
+      </w:r>
+      <w:proofErr w:type="spellStart"/>
+      <w:r>
+        <w:rPr>
+          <w:b/>
+          <w:bCs/>
+        </w:rPr>
+        <w:t>Frete</w:t>
+      </w:r>
+      <w:proofErr w:type="spellEnd"/>
+      <w:r>
+        <w:rPr>
+          <w:b/>
+          <w:bCs/>
+        </w:rPr>
+        <w:t xml:space="preserve"> a ser </w:t>
+      </w:r>
+      <w:proofErr w:type="spellStart"/>
+      <w:r>
+        <w:rPr>
+          <w:b/>
+          <w:bCs/>
+        </w:rPr>
+        <w:t>pago</w:t>
+      </w:r>
+      <w:proofErr w:type="spellEnd"/>
+      <w:r>
+        <w:rPr>
+          <w:b/>
+          <w:bCs/>
+        </w:rPr>
+        <w:t xml:space="preserve"> </w:t>
+      </w:r>
+      <w:proofErr w:type="spellStart"/>
+      <w:r>
+        <w:rPr>
+          <w:b/>
+          <w:bCs/>
+        </w:rPr>
+        <w:t>diretamente</w:t>
+      </w:r>
+      <w:proofErr w:type="spellEnd"/>
+      <w:r>
+        <w:rPr>
+          <w:b/>
+          <w:bCs/>
+        </w:rPr>
+        <w:t xml:space="preserve"> à </w:t>
+      </w:r>
+      <w:proofErr w:type="spellStart"/>
+      <w:r>
+        <w:rPr>
+          <w:b/>
+          <w:bCs/>
+        </w:rPr>
+        <w:t>transportadora</w:t>
+      </w:r>
+      <w:proofErr w:type="spellEnd"/>
+      <w:r>
+        <w:rPr>
+          <w:b/>
+          <w:bCs/>
+        </w:rPr>
+        <w:t xml:space="preserve">, </w:t>
+      </w:r>
+      <w:proofErr w:type="spellStart"/>
+      <w:r>
+        <w:rPr>
+          <w:b/>
+          <w:bCs/>
+        </w:rPr>
+        <w:t>até</w:t>
+      </w:r>
+      <w:proofErr w:type="spellEnd"/>
+      <w:r>
+        <w:rPr>
+          <w:b/>
+          <w:bCs/>
+        </w:rPr>
+        <w:t xml:space="preserve"> 48 horas antes do </w:t>
+      </w:r>
+      <w:proofErr w:type="spellStart"/>
+      <w:r>
+        <w:rPr>
+          <w:b/>
+          <w:bCs/>
+        </w:rPr>
+        <w:t>embarque</w:t>
+      </w:r>
+      <w:proofErr w:type="spellEnd"/>
+      <w:r>
+        <w:rPr>
+          <w:b/>
+          <w:bCs/>
+        </w:rPr>
+        <w:t>.</w:t>
       </w:r>
     </w:p>
     <w:p>
@@ -586,7 +1324,21 @@
         <w:rPr>
           <w:lang w:val="pt-BR"/>
         </w:rPr>
-        <w:t>À vista via Pix ou boleto: {{porcentagem_desconto}} de desconto</w:t>
+        <w:t>À vista via Pix ou boleto: {{</w:t>
+      </w:r>
+      <w:proofErr w:type="spellStart"/>
+      <w:r>
+        <w:rPr>
+          <w:lang w:val="pt-BR"/>
+        </w:rPr>
+        <w:t>porcentagem_desconto</w:t>
+      </w:r>
+      <w:proofErr w:type="spellEnd"/>
+      <w:r>
+        <w:rPr>
+          <w:lang w:val="pt-BR"/>
+        </w:rPr>
+        <w:t>}} de desconto</w:t>
       </w:r>
     </w:p>
     <w:p>
@@ -605,6 +1357,7 @@
         <w:rPr>
           <w:lang w:val="pt-BR"/>
         </w:rPr>
+        <w:lastRenderedPageBreak/>
         <w:t>Parcelamento no cartão de crédito:</w:t>
       </w:r>
       <w:r>
@@ -612,7 +1365,20 @@
           <w:lang w:val="pt-BR"/>
         </w:rPr>
         <w:br/>
-        <w:t>• Até 6x sem juros</w:t>
+      </w:r>
+      <w:proofErr w:type="gramStart"/>
+      <w:r>
+        <w:rPr>
+          <w:lang w:val="pt-BR"/>
+        </w:rPr>
+        <w:t>• Até</w:t>
+      </w:r>
+      <w:proofErr w:type="gramEnd"/>
+      <w:r>
+        <w:rPr>
+          <w:lang w:val="pt-BR"/>
+        </w:rPr>
+        <w:t xml:space="preserve"> 6x sem juros</w:t>
       </w:r>
       <w:r>
         <w:rPr>
@@ -639,7 +1405,6 @@
           <w:bCs/>
           <w:lang w:val="pt-BR"/>
         </w:rPr>
-        <w:lastRenderedPageBreak/>
         <w:t>💰</w:t>
       </w:r>
       <w:r>
@@ -717,13 +1482,29 @@
           <w:rFonts w:ascii="Segoe UI Emoji" w:hAnsi="Segoe UI Emoji" w:cs="Segoe UI Emoji"/>
           <w:color w:val="000000" w:themeColor="text1"/>
         </w:rPr>
-        <w:t>✅ o que está incluso no kit  madeiramento ?</w:t>
-      </w:r>
+        <w:t xml:space="preserve">✅ o que está incluso no </w:t>
+      </w:r>
+      <w:proofErr w:type="gramStart"/>
       <w:r>
         <w:rPr>
           <w:rFonts w:ascii="Segoe UI Emoji" w:hAnsi="Segoe UI Emoji" w:cs="Segoe UI Emoji"/>
           <w:color w:val="000000" w:themeColor="text1"/>
         </w:rPr>
+        <w:t>kit  madeiramento</w:t>
+      </w:r>
+      <w:proofErr w:type="gramEnd"/>
+      <w:r>
+        <w:rPr>
+          <w:rFonts w:ascii="Segoe UI Emoji" w:hAnsi="Segoe UI Emoji" w:cs="Segoe UI Emoji"/>
+          <w:color w:val="000000" w:themeColor="text1"/>
+        </w:rPr>
+        <w:t xml:space="preserve"> ?</w:t>
+      </w:r>
+      <w:r>
+        <w:rPr>
+          <w:rFonts w:ascii="Segoe UI Emoji" w:hAnsi="Segoe UI Emoji" w:cs="Segoe UI Emoji"/>
+          <w:color w:val="000000" w:themeColor="text1"/>
+        </w:rPr>
         <w:tab/>
       </w:r>
     </w:p>
@@ -755,8 +1536,58 @@
         <w:rPr>
           <w:rFonts w:asciiTheme="majorHAnsi" w:hAnsiTheme="majorHAnsi" w:cstheme="majorHAnsi"/>
         </w:rPr>
-        <w:t xml:space="preserve"> Estrutura completa em madeira Pinus autoclavada</w:t>
-      </w:r>
+        <w:t xml:space="preserve"> </w:t>
+      </w:r>
+      <w:proofErr w:type="spellStart"/>
+      <w:r>
+        <w:rPr>
+          <w:rFonts w:asciiTheme="majorHAnsi" w:hAnsiTheme="majorHAnsi" w:cstheme="majorHAnsi"/>
+        </w:rPr>
+        <w:t>Estrutura</w:t>
+      </w:r>
+      <w:proofErr w:type="spellEnd"/>
+      <w:r>
+        <w:rPr>
+          <w:rFonts w:asciiTheme="majorHAnsi" w:hAnsiTheme="majorHAnsi" w:cstheme="majorHAnsi"/>
+        </w:rPr>
+        <w:t xml:space="preserve"> </w:t>
+      </w:r>
+      <w:proofErr w:type="spellStart"/>
+      <w:r>
+        <w:rPr>
+          <w:rFonts w:asciiTheme="majorHAnsi" w:hAnsiTheme="majorHAnsi" w:cstheme="majorHAnsi"/>
+        </w:rPr>
+        <w:t>completa</w:t>
+      </w:r>
+      <w:proofErr w:type="spellEnd"/>
+      <w:r>
+        <w:rPr>
+          <w:rFonts w:asciiTheme="majorHAnsi" w:hAnsiTheme="majorHAnsi" w:cstheme="majorHAnsi"/>
+        </w:rPr>
+        <w:t xml:space="preserve"> </w:t>
+      </w:r>
+      <w:proofErr w:type="spellStart"/>
+      <w:r>
+        <w:rPr>
+          <w:rFonts w:asciiTheme="majorHAnsi" w:hAnsiTheme="majorHAnsi" w:cstheme="majorHAnsi"/>
+        </w:rPr>
+        <w:t>em</w:t>
+      </w:r>
+      <w:proofErr w:type="spellEnd"/>
+      <w:r>
+        <w:rPr>
+          <w:rFonts w:asciiTheme="majorHAnsi" w:hAnsiTheme="majorHAnsi" w:cstheme="majorHAnsi"/>
+        </w:rPr>
+        <w:t xml:space="preserve"> madeira Pinus </w:t>
+      </w:r>
+      <w:proofErr w:type="spellStart"/>
+      <w:r>
+        <w:rPr>
+          <w:rFonts w:asciiTheme="majorHAnsi" w:hAnsiTheme="majorHAnsi" w:cstheme="majorHAnsi"/>
+        </w:rPr>
+        <w:t>autoclavada</w:t>
+      </w:r>
+      <w:proofErr w:type="spellEnd"/>
     </w:p>
     <w:p>
       <w:pPr>
@@ -776,8 +1607,44 @@
         <w:rPr>
           <w:rFonts w:asciiTheme="majorHAnsi" w:hAnsiTheme="majorHAnsi" w:cstheme="majorHAnsi"/>
         </w:rPr>
-        <w:t xml:space="preserve"> Paredes, forros e estrutura do telhado</w:t>
-      </w:r>
+        <w:t xml:space="preserve"> Paredes, </w:t>
+      </w:r>
+      <w:proofErr w:type="spellStart"/>
+      <w:r>
+        <w:rPr>
+          <w:rFonts w:asciiTheme="majorHAnsi" w:hAnsiTheme="majorHAnsi" w:cstheme="majorHAnsi"/>
+        </w:rPr>
+        <w:t>forros</w:t>
+      </w:r>
+      <w:proofErr w:type="spellEnd"/>
+      <w:r>
+        <w:rPr>
+          <w:rFonts w:asciiTheme="majorHAnsi" w:hAnsiTheme="majorHAnsi" w:cstheme="majorHAnsi"/>
+        </w:rPr>
+        <w:t xml:space="preserve"> e </w:t>
+      </w:r>
+      <w:proofErr w:type="spellStart"/>
+      <w:r>
+        <w:rPr>
+          <w:rFonts w:asciiTheme="majorHAnsi" w:hAnsiTheme="majorHAnsi" w:cstheme="majorHAnsi"/>
+        </w:rPr>
+        <w:t>estrutura</w:t>
+      </w:r>
+      <w:proofErr w:type="spellEnd"/>
+      <w:r>
+        <w:rPr>
+          <w:rFonts w:asciiTheme="majorHAnsi" w:hAnsiTheme="majorHAnsi" w:cstheme="majorHAnsi"/>
+        </w:rPr>
+        <w:t xml:space="preserve"> do </w:t>
+      </w:r>
+      <w:proofErr w:type="spellStart"/>
+      <w:r>
+        <w:rPr>
+          <w:rFonts w:asciiTheme="majorHAnsi" w:hAnsiTheme="majorHAnsi" w:cstheme="majorHAnsi"/>
+        </w:rPr>
+        <w:t>telhado</w:t>
+      </w:r>
+      <w:proofErr w:type="spellEnd"/>
     </w:p>
     <w:p>
       <w:pPr>
@@ -797,8 +1664,58 @@
         <w:rPr>
           <w:rFonts w:asciiTheme="majorHAnsi" w:hAnsiTheme="majorHAnsi" w:cstheme="majorHAnsi"/>
         </w:rPr>
-        <w:t xml:space="preserve"> Portas e janelas padrão do projeto</w:t>
-      </w:r>
+        <w:t xml:space="preserve"> </w:t>
+      </w:r>
+      <w:proofErr w:type="spellStart"/>
+      <w:r>
+        <w:rPr>
+          <w:rFonts w:asciiTheme="majorHAnsi" w:hAnsiTheme="majorHAnsi" w:cstheme="majorHAnsi"/>
+        </w:rPr>
+        <w:t>Portas</w:t>
+      </w:r>
+      <w:proofErr w:type="spellEnd"/>
+      <w:r>
+        <w:rPr>
+          <w:rFonts w:asciiTheme="majorHAnsi" w:hAnsiTheme="majorHAnsi" w:cstheme="majorHAnsi"/>
+        </w:rPr>
+        <w:t xml:space="preserve"> e </w:t>
+      </w:r>
+      <w:proofErr w:type="spellStart"/>
+      <w:r>
+        <w:rPr>
+          <w:rFonts w:asciiTheme="majorHAnsi" w:hAnsiTheme="majorHAnsi" w:cstheme="majorHAnsi"/>
+        </w:rPr>
+        <w:t>janelas</w:t>
+      </w:r>
+      <w:proofErr w:type="spellEnd"/>
+      <w:r>
+        <w:rPr>
+          <w:rFonts w:asciiTheme="majorHAnsi" w:hAnsiTheme="majorHAnsi" w:cstheme="majorHAnsi"/>
+        </w:rPr>
+        <w:t xml:space="preserve"> </w:t>
+      </w:r>
+      <w:proofErr w:type="spellStart"/>
+      <w:r>
+        <w:rPr>
+          <w:rFonts w:asciiTheme="majorHAnsi" w:hAnsiTheme="majorHAnsi" w:cstheme="majorHAnsi"/>
+        </w:rPr>
+        <w:t>padrão</w:t>
+      </w:r>
+      <w:proofErr w:type="spellEnd"/>
+      <w:r>
+        <w:rPr>
+          <w:rFonts w:asciiTheme="majorHAnsi" w:hAnsiTheme="majorHAnsi" w:cstheme="majorHAnsi"/>
+        </w:rPr>
+        <w:t xml:space="preserve"> do </w:t>
+      </w:r>
+      <w:proofErr w:type="spellStart"/>
+      <w:r>
+        <w:rPr>
+          <w:rFonts w:asciiTheme="majorHAnsi" w:hAnsiTheme="majorHAnsi" w:cstheme="majorHAnsi"/>
+        </w:rPr>
+        <w:t>projeto</w:t>
+      </w:r>
+      <w:proofErr w:type="spellEnd"/>
     </w:p>
     <w:p>
       <w:pPr>
@@ -818,14 +1735,86 @@
         <w:rPr>
           <w:rFonts w:asciiTheme="majorHAnsi" w:hAnsiTheme="majorHAnsi" w:cstheme="majorHAnsi"/>
         </w:rPr>
-        <w:t xml:space="preserve"> Ripas, canaletas, rodapés, molduras e acabamentos</w:t>
-      </w:r>
-      <w:r>
-        <w:rPr>
-          <w:rFonts w:asciiTheme="majorHAnsi" w:hAnsiTheme="majorHAnsi" w:cstheme="majorHAnsi"/>
-        </w:rPr>
-        <w:t>, ferragens</w:t>
-      </w:r>
+        <w:t xml:space="preserve"> </w:t>
+      </w:r>
+      <w:proofErr w:type="spellStart"/>
+      <w:r>
+        <w:rPr>
+          <w:rFonts w:asciiTheme="majorHAnsi" w:hAnsiTheme="majorHAnsi" w:cstheme="majorHAnsi"/>
+        </w:rPr>
+        <w:t>Ripas</w:t>
+      </w:r>
+      <w:proofErr w:type="spellEnd"/>
+      <w:r>
+        <w:rPr>
+          <w:rFonts w:asciiTheme="majorHAnsi" w:hAnsiTheme="majorHAnsi" w:cstheme="majorHAnsi"/>
+        </w:rPr>
+        <w:t xml:space="preserve">, </w:t>
+      </w:r>
+      <w:proofErr w:type="spellStart"/>
+      <w:r>
+        <w:rPr>
+          <w:rFonts w:asciiTheme="majorHAnsi" w:hAnsiTheme="majorHAnsi" w:cstheme="majorHAnsi"/>
+        </w:rPr>
+        <w:t>canaletas</w:t>
+      </w:r>
+      <w:proofErr w:type="spellEnd"/>
+      <w:r>
+        <w:rPr>
+          <w:rFonts w:asciiTheme="majorHAnsi" w:hAnsiTheme="majorHAnsi" w:cstheme="majorHAnsi"/>
+        </w:rPr>
+        <w:t xml:space="preserve">, </w:t>
+      </w:r>
+      <w:proofErr w:type="spellStart"/>
+      <w:r>
+        <w:rPr>
+          <w:rFonts w:asciiTheme="majorHAnsi" w:hAnsiTheme="majorHAnsi" w:cstheme="majorHAnsi"/>
+        </w:rPr>
+        <w:t>rodapés</w:t>
+      </w:r>
+      <w:proofErr w:type="spellEnd"/>
+      <w:r>
+        <w:rPr>
+          <w:rFonts w:asciiTheme="majorHAnsi" w:hAnsiTheme="majorHAnsi" w:cstheme="majorHAnsi"/>
+        </w:rPr>
+        <w:t xml:space="preserve">, </w:t>
+      </w:r>
+      <w:proofErr w:type="spellStart"/>
+      <w:r>
+        <w:rPr>
+          <w:rFonts w:asciiTheme="majorHAnsi" w:hAnsiTheme="majorHAnsi" w:cstheme="majorHAnsi"/>
+        </w:rPr>
+        <w:t>molduras</w:t>
+      </w:r>
+      <w:proofErr w:type="spellEnd"/>
+      <w:r>
+        <w:rPr>
+          <w:rFonts w:asciiTheme="majorHAnsi" w:hAnsiTheme="majorHAnsi" w:cstheme="majorHAnsi"/>
+        </w:rPr>
+        <w:t xml:space="preserve"> e </w:t>
+      </w:r>
+      <w:proofErr w:type="spellStart"/>
+      <w:r>
+        <w:rPr>
+          <w:rFonts w:asciiTheme="majorHAnsi" w:hAnsiTheme="majorHAnsi" w:cstheme="majorHAnsi"/>
+        </w:rPr>
+        <w:t>acabamentos</w:t>
+      </w:r>
+      <w:proofErr w:type="spellEnd"/>
+      <w:r>
+        <w:rPr>
+          <w:rFonts w:asciiTheme="majorHAnsi" w:hAnsiTheme="majorHAnsi" w:cstheme="majorHAnsi"/>
+        </w:rPr>
+        <w:t xml:space="preserve">, </w:t>
+      </w:r>
+      <w:proofErr w:type="spellStart"/>
+      <w:r>
+        <w:rPr>
+          <w:rFonts w:asciiTheme="majorHAnsi" w:hAnsiTheme="majorHAnsi" w:cstheme="majorHAnsi"/>
+        </w:rPr>
+        <w:t>ferragens</w:t>
+      </w:r>
+      <w:proofErr w:type="spellEnd"/>
     </w:p>
     <w:p>
       <w:pPr>
@@ -853,8 +1842,36 @@
           <w:b/>
           <w:bCs/>
         </w:rPr>
-        <w:t>Manual completo de montagem</w:t>
-      </w:r>
+        <w:t xml:space="preserve">Manual </w:t>
+      </w:r>
+      <w:proofErr w:type="spellStart"/>
+      <w:r>
+        <w:rPr>
+          <w:rFonts w:asciiTheme="majorHAnsi" w:hAnsiTheme="majorHAnsi" w:cstheme="majorHAnsi"/>
+          <w:b/>
+          <w:bCs/>
+        </w:rPr>
+        <w:t>completo</w:t>
+      </w:r>
+      <w:proofErr w:type="spellEnd"/>
+      <w:r>
+        <w:rPr>
+          <w:rFonts w:asciiTheme="majorHAnsi" w:hAnsiTheme="majorHAnsi" w:cstheme="majorHAnsi"/>
+          <w:b/>
+          <w:bCs/>
+        </w:rPr>
+        <w:t xml:space="preserve"> de </w:t>
+      </w:r>
+      <w:proofErr w:type="spellStart"/>
+      <w:r>
+        <w:rPr>
+          <w:rFonts w:asciiTheme="majorHAnsi" w:hAnsiTheme="majorHAnsi" w:cstheme="majorHAnsi"/>
+          <w:b/>
+          <w:bCs/>
+        </w:rPr>
+        <w:t>montagem</w:t>
+      </w:r>
+      <w:proofErr w:type="spellEnd"/>
     </w:p>
     <w:p>
       <w:pPr>
@@ -882,13 +1899,401 @@
           <w:b/>
           <w:bCs/>
         </w:rPr>
-        <w:t>O kit inclui um manual detalhado, permitindo que qualquer carpinteiro experiente, com o suporte técnico da nossa equipe, realize a montagem com segurança e qualidade.</w:t>
-      </w:r>
-      <w:r>
-        <w:rPr>
-          <w:rFonts w:asciiTheme="majorHAnsi" w:hAnsiTheme="majorHAnsi" w:cstheme="majorHAnsi"/>
-        </w:rPr>
-        <w:t xml:space="preserve"> Em geral, contratar a mão de obra de forma independente proporciona maior economia ao cliente.</w:t>
+        <w:t xml:space="preserve">O kit </w:t>
+      </w:r>
+      <w:proofErr w:type="spellStart"/>
+      <w:r>
+        <w:rPr>
+          <w:rFonts w:asciiTheme="majorHAnsi" w:hAnsiTheme="majorHAnsi" w:cstheme="majorHAnsi"/>
+          <w:b/>
+          <w:bCs/>
+        </w:rPr>
+        <w:t>inclui</w:t>
+      </w:r>
+      <w:proofErr w:type="spellEnd"/>
+      <w:r>
+        <w:rPr>
+          <w:rFonts w:asciiTheme="majorHAnsi" w:hAnsiTheme="majorHAnsi" w:cstheme="majorHAnsi"/>
+          <w:b/>
+          <w:bCs/>
+        </w:rPr>
+        <w:t xml:space="preserve"> um manual </w:t>
+      </w:r>
+      <w:proofErr w:type="spellStart"/>
+      <w:r>
+        <w:rPr>
+          <w:rFonts w:asciiTheme="majorHAnsi" w:hAnsiTheme="majorHAnsi" w:cstheme="majorHAnsi"/>
+          <w:b/>
+          <w:bCs/>
+        </w:rPr>
+        <w:t>detalhado</w:t>
+      </w:r>
+      <w:proofErr w:type="spellEnd"/>
+      <w:r>
+        <w:rPr>
+          <w:rFonts w:asciiTheme="majorHAnsi" w:hAnsiTheme="majorHAnsi" w:cstheme="majorHAnsi"/>
+          <w:b/>
+          <w:bCs/>
+        </w:rPr>
+        <w:t xml:space="preserve">, </w:t>
+      </w:r>
+      <w:proofErr w:type="spellStart"/>
+      <w:r>
+        <w:rPr>
+          <w:rFonts w:asciiTheme="majorHAnsi" w:hAnsiTheme="majorHAnsi" w:cstheme="majorHAnsi"/>
+          <w:b/>
+          <w:bCs/>
+        </w:rPr>
+        <w:t>permitindo</w:t>
+      </w:r>
+      <w:proofErr w:type="spellEnd"/>
+      <w:r>
+        <w:rPr>
+          <w:rFonts w:asciiTheme="majorHAnsi" w:hAnsiTheme="majorHAnsi" w:cstheme="majorHAnsi"/>
+          <w:b/>
+          <w:bCs/>
+        </w:rPr>
+        <w:t xml:space="preserve"> que </w:t>
+      </w:r>
+      <w:proofErr w:type="spellStart"/>
+      <w:r>
+        <w:rPr>
+          <w:rFonts w:asciiTheme="majorHAnsi" w:hAnsiTheme="majorHAnsi" w:cstheme="majorHAnsi"/>
+          <w:b/>
+          <w:bCs/>
+        </w:rPr>
+        <w:t>qualquer</w:t>
+      </w:r>
+      <w:proofErr w:type="spellEnd"/>
+      <w:r>
+        <w:rPr>
+          <w:rFonts w:asciiTheme="majorHAnsi" w:hAnsiTheme="majorHAnsi" w:cstheme="majorHAnsi"/>
+          <w:b/>
+          <w:bCs/>
+        </w:rPr>
+        <w:t xml:space="preserve"> </w:t>
+      </w:r>
+      <w:proofErr w:type="spellStart"/>
+      <w:r>
+        <w:rPr>
+          <w:rFonts w:asciiTheme="majorHAnsi" w:hAnsiTheme="majorHAnsi" w:cstheme="majorHAnsi"/>
+          <w:b/>
+          <w:bCs/>
+        </w:rPr>
+        <w:t>carpinteiro</w:t>
+      </w:r>
+      <w:proofErr w:type="spellEnd"/>
+      <w:r>
+        <w:rPr>
+          <w:rFonts w:asciiTheme="majorHAnsi" w:hAnsiTheme="majorHAnsi" w:cstheme="majorHAnsi"/>
+          <w:b/>
+          <w:bCs/>
+        </w:rPr>
+        <w:t xml:space="preserve"> </w:t>
+      </w:r>
+      <w:proofErr w:type="spellStart"/>
+      <w:r>
+        <w:rPr>
+          <w:rFonts w:asciiTheme="majorHAnsi" w:hAnsiTheme="majorHAnsi" w:cstheme="majorHAnsi"/>
+          <w:b/>
+          <w:bCs/>
+        </w:rPr>
+        <w:t>experiente</w:t>
+      </w:r>
+      <w:proofErr w:type="spellEnd"/>
+      <w:r>
+        <w:rPr>
+          <w:rFonts w:asciiTheme="majorHAnsi" w:hAnsiTheme="majorHAnsi" w:cstheme="majorHAnsi"/>
+          <w:b/>
+          <w:bCs/>
+        </w:rPr>
+        <w:t xml:space="preserve">, com o </w:t>
+      </w:r>
+      <w:proofErr w:type="spellStart"/>
+      <w:r>
+        <w:rPr>
+          <w:rFonts w:asciiTheme="majorHAnsi" w:hAnsiTheme="majorHAnsi" w:cstheme="majorHAnsi"/>
+          <w:b/>
+          <w:bCs/>
+        </w:rPr>
+        <w:t>suporte</w:t>
+      </w:r>
+      <w:proofErr w:type="spellEnd"/>
+      <w:r>
+        <w:rPr>
+          <w:rFonts w:asciiTheme="majorHAnsi" w:hAnsiTheme="majorHAnsi" w:cstheme="majorHAnsi"/>
+          <w:b/>
+          <w:bCs/>
+        </w:rPr>
+        <w:t xml:space="preserve"> </w:t>
+      </w:r>
+      <w:proofErr w:type="spellStart"/>
+      <w:r>
+        <w:rPr>
+          <w:rFonts w:asciiTheme="majorHAnsi" w:hAnsiTheme="majorHAnsi" w:cstheme="majorHAnsi"/>
+          <w:b/>
+          <w:bCs/>
+        </w:rPr>
+        <w:t>técnico</w:t>
+      </w:r>
+      <w:proofErr w:type="spellEnd"/>
+      <w:r>
+        <w:rPr>
+          <w:rFonts w:asciiTheme="majorHAnsi" w:hAnsiTheme="majorHAnsi" w:cstheme="majorHAnsi"/>
+          <w:b/>
+          <w:bCs/>
+        </w:rPr>
+        <w:t xml:space="preserve"> da </w:t>
+      </w:r>
+      <w:proofErr w:type="spellStart"/>
+      <w:r>
+        <w:rPr>
+          <w:rFonts w:asciiTheme="majorHAnsi" w:hAnsiTheme="majorHAnsi" w:cstheme="majorHAnsi"/>
+          <w:b/>
+          <w:bCs/>
+        </w:rPr>
+        <w:t>nossa</w:t>
+      </w:r>
+      <w:proofErr w:type="spellEnd"/>
+      <w:r>
+        <w:rPr>
+          <w:rFonts w:asciiTheme="majorHAnsi" w:hAnsiTheme="majorHAnsi" w:cstheme="majorHAnsi"/>
+          <w:b/>
+          <w:bCs/>
+        </w:rPr>
+        <w:t xml:space="preserve"> </w:t>
+      </w:r>
+      <w:proofErr w:type="spellStart"/>
+      <w:r>
+        <w:rPr>
+          <w:rFonts w:asciiTheme="majorHAnsi" w:hAnsiTheme="majorHAnsi" w:cstheme="majorHAnsi"/>
+          <w:b/>
+          <w:bCs/>
+        </w:rPr>
+        <w:t>equipe</w:t>
+      </w:r>
+      <w:proofErr w:type="spellEnd"/>
+      <w:r>
+        <w:rPr>
+          <w:rFonts w:asciiTheme="majorHAnsi" w:hAnsiTheme="majorHAnsi" w:cstheme="majorHAnsi"/>
+          <w:b/>
+          <w:bCs/>
+        </w:rPr>
+        <w:t xml:space="preserve">, realize a </w:t>
+      </w:r>
+      <w:proofErr w:type="spellStart"/>
+      <w:r>
+        <w:rPr>
+          <w:rFonts w:asciiTheme="majorHAnsi" w:hAnsiTheme="majorHAnsi" w:cstheme="majorHAnsi"/>
+          <w:b/>
+          <w:bCs/>
+        </w:rPr>
+        <w:t>montagem</w:t>
+      </w:r>
+      <w:proofErr w:type="spellEnd"/>
+      <w:r>
+        <w:rPr>
+          <w:rFonts w:asciiTheme="majorHAnsi" w:hAnsiTheme="majorHAnsi" w:cstheme="majorHAnsi"/>
+          <w:b/>
+          <w:bCs/>
+        </w:rPr>
+        <w:t xml:space="preserve"> com </w:t>
+      </w:r>
+      <w:proofErr w:type="spellStart"/>
+      <w:r>
+        <w:rPr>
+          <w:rFonts w:asciiTheme="majorHAnsi" w:hAnsiTheme="majorHAnsi" w:cstheme="majorHAnsi"/>
+          <w:b/>
+          <w:bCs/>
+        </w:rPr>
+        <w:t>segurança</w:t>
+      </w:r>
+      <w:proofErr w:type="spellEnd"/>
+      <w:r>
+        <w:rPr>
+          <w:rFonts w:asciiTheme="majorHAnsi" w:hAnsiTheme="majorHAnsi" w:cstheme="majorHAnsi"/>
+          <w:b/>
+          <w:bCs/>
+        </w:rPr>
+        <w:t xml:space="preserve"> e </w:t>
+      </w:r>
+      <w:proofErr w:type="spellStart"/>
+      <w:r>
+        <w:rPr>
+          <w:rFonts w:asciiTheme="majorHAnsi" w:hAnsiTheme="majorHAnsi" w:cstheme="majorHAnsi"/>
+          <w:b/>
+          <w:bCs/>
+        </w:rPr>
+        <w:t>qualidade</w:t>
+      </w:r>
+      <w:proofErr w:type="spellEnd"/>
+      <w:r>
+        <w:rPr>
+          <w:rFonts w:asciiTheme="majorHAnsi" w:hAnsiTheme="majorHAnsi" w:cstheme="majorHAnsi"/>
+          <w:b/>
+          <w:bCs/>
+        </w:rPr>
+        <w:t>.</w:t>
+      </w:r>
+      <w:r>
+        <w:rPr>
+          <w:rFonts w:asciiTheme="majorHAnsi" w:hAnsiTheme="majorHAnsi" w:cstheme="majorHAnsi"/>
+        </w:rPr>
+        <w:t xml:space="preserve"> </w:t>
+      </w:r>
+      <w:proofErr w:type="spellStart"/>
+      <w:r>
+        <w:rPr>
+          <w:rFonts w:asciiTheme="majorHAnsi" w:hAnsiTheme="majorHAnsi" w:cstheme="majorHAnsi"/>
+        </w:rPr>
+        <w:t>Em</w:t>
+      </w:r>
+      <w:proofErr w:type="spellEnd"/>
+      <w:r>
+        <w:rPr>
+          <w:rFonts w:asciiTheme="majorHAnsi" w:hAnsiTheme="majorHAnsi" w:cstheme="majorHAnsi"/>
+        </w:rPr>
+        <w:t xml:space="preserve"> </w:t>
+      </w:r>
+      <w:proofErr w:type="spellStart"/>
+      <w:r>
+        <w:rPr>
+          <w:rFonts w:asciiTheme="majorHAnsi" w:hAnsiTheme="majorHAnsi" w:cstheme="majorHAnsi"/>
+        </w:rPr>
+        <w:t>geral</w:t>
+      </w:r>
+      <w:proofErr w:type="spellEnd"/>
+      <w:r>
+        <w:rPr>
+          <w:rFonts w:asciiTheme="majorHAnsi" w:hAnsiTheme="majorHAnsi" w:cstheme="majorHAnsi"/>
+        </w:rPr>
+        <w:t xml:space="preserve">, </w:t>
+      </w:r>
+      <w:proofErr w:type="spellStart"/>
+      <w:r>
+        <w:rPr>
+          <w:rFonts w:asciiTheme="majorHAnsi" w:hAnsiTheme="majorHAnsi" w:cstheme="majorHAnsi"/>
+        </w:rPr>
+        <w:t>contratar</w:t>
+      </w:r>
+      <w:proofErr w:type="spellEnd"/>
+      <w:r>
+        <w:rPr>
+          <w:rFonts w:asciiTheme="majorHAnsi" w:hAnsiTheme="majorHAnsi" w:cstheme="majorHAnsi"/>
+        </w:rPr>
+        <w:t xml:space="preserve"> a </w:t>
+      </w:r>
+      <w:proofErr w:type="spellStart"/>
+      <w:r>
+        <w:rPr>
+          <w:rFonts w:asciiTheme="majorHAnsi" w:hAnsiTheme="majorHAnsi" w:cstheme="majorHAnsi"/>
+        </w:rPr>
+        <w:t>mão</w:t>
+      </w:r>
+      <w:proofErr w:type="spellEnd"/>
+      <w:r>
+        <w:rPr>
+          <w:rFonts w:asciiTheme="majorHAnsi" w:hAnsiTheme="majorHAnsi" w:cstheme="majorHAnsi"/>
+        </w:rPr>
+        <w:t xml:space="preserve"> de </w:t>
+      </w:r>
+      <w:proofErr w:type="spellStart"/>
+      <w:r>
+        <w:rPr>
+          <w:rFonts w:asciiTheme="majorHAnsi" w:hAnsiTheme="majorHAnsi" w:cstheme="majorHAnsi"/>
+        </w:rPr>
+        <w:t>obra</w:t>
+      </w:r>
+      <w:proofErr w:type="spellEnd"/>
+      <w:r>
+        <w:rPr>
+          <w:rFonts w:asciiTheme="majorHAnsi" w:hAnsiTheme="majorHAnsi" w:cstheme="majorHAnsi"/>
+        </w:rPr>
+        <w:t xml:space="preserve"> de forma </w:t>
+      </w:r>
+      <w:proofErr w:type="spellStart"/>
+      <w:r>
+        <w:rPr>
+          <w:rFonts w:asciiTheme="majorHAnsi" w:hAnsiTheme="majorHAnsi" w:cstheme="majorHAnsi"/>
+        </w:rPr>
+        <w:t>independente</w:t>
+      </w:r>
+      <w:proofErr w:type="spellEnd"/>
+      <w:r>
+        <w:rPr>
+          <w:rFonts w:asciiTheme="majorHAnsi" w:hAnsiTheme="majorHAnsi" w:cstheme="majorHAnsi"/>
+        </w:rPr>
+        <w:t xml:space="preserve"> </w:t>
+      </w:r>
+      <w:proofErr w:type="spellStart"/>
+      <w:r>
+        <w:rPr>
+          <w:rFonts w:asciiTheme="majorHAnsi" w:hAnsiTheme="majorHAnsi" w:cstheme="majorHAnsi"/>
+        </w:rPr>
+        <w:t>proporciona</w:t>
+      </w:r>
+      <w:proofErr w:type="spellEnd"/>
+      <w:r>
+        <w:rPr>
+          <w:rFonts w:asciiTheme="majorHAnsi" w:hAnsiTheme="majorHAnsi" w:cstheme="majorHAnsi"/>
+        </w:rPr>
+        <w:t xml:space="preserve"> </w:t>
+      </w:r>
+      <w:proofErr w:type="spellStart"/>
+      <w:r>
+        <w:rPr>
+          <w:rFonts w:asciiTheme="majorHAnsi" w:hAnsiTheme="majorHAnsi" w:cstheme="majorHAnsi"/>
+        </w:rPr>
+        <w:t>maior</w:t>
+      </w:r>
+      <w:proofErr w:type="spellEnd"/>
+      <w:r>
+        <w:rPr>
+          <w:rFonts w:asciiTheme="majorHAnsi" w:hAnsiTheme="majorHAnsi" w:cstheme="majorHAnsi"/>
+        </w:rPr>
+        <w:t xml:space="preserve"> </w:t>
+      </w:r>
+      <w:proofErr w:type="spellStart"/>
+      <w:r>
+        <w:rPr>
+          <w:rFonts w:asciiTheme="majorHAnsi" w:hAnsiTheme="majorHAnsi" w:cstheme="majorHAnsi"/>
+        </w:rPr>
+        <w:t>economia</w:t>
+      </w:r>
+      <w:proofErr w:type="spellEnd"/>
+      <w:r>
+        <w:rPr>
+          <w:rFonts w:asciiTheme="majorHAnsi" w:hAnsiTheme="majorHAnsi" w:cstheme="majorHAnsi"/>
+        </w:rPr>
+        <w:t xml:space="preserve"> </w:t>
+      </w:r>
+      <w:proofErr w:type="spellStart"/>
+      <w:r>
+        <w:rPr>
+          <w:rFonts w:asciiTheme="majorHAnsi" w:hAnsiTheme="majorHAnsi" w:cstheme="majorHAnsi"/>
+        </w:rPr>
+        <w:t>ao</w:t>
+      </w:r>
+      <w:proofErr w:type="spellEnd"/>
+      <w:r>
+        <w:rPr>
+          <w:rFonts w:asciiTheme="majorHAnsi" w:hAnsiTheme="majorHAnsi" w:cstheme="majorHAnsi"/>
+        </w:rPr>
+        <w:t xml:space="preserve"> </w:t>
+      </w:r>
+      <w:proofErr w:type="spellStart"/>
+      <w:r>
+        <w:rPr>
+          <w:rFonts w:asciiTheme="majorHAnsi" w:hAnsiTheme="majorHAnsi" w:cstheme="majorHAnsi"/>
+        </w:rPr>
+        <w:t>cliente</w:t>
+      </w:r>
+      <w:proofErr w:type="spellEnd"/>
+      <w:r>
+        <w:rPr>
+          <w:rFonts w:asciiTheme="majorHAnsi" w:hAnsiTheme="majorHAnsi" w:cstheme="majorHAnsi"/>
+        </w:rPr>
+        <w:t>.</w:t>
       </w:r>
       <w:r>
         <w:rPr>
@@ -921,7 +2326,43 @@
           <w:b/>
           <w:bCs/>
         </w:rPr>
-        <w:t xml:space="preserve"> Observação Importante:</w:t>
+        <w:t xml:space="preserve"> </w:t>
+      </w:r>
+      <w:proofErr w:type="spellStart"/>
+      <w:r>
+        <w:rPr>
+          <w:rFonts w:asciiTheme="majorHAnsi" w:hAnsiTheme="majorHAnsi" w:cstheme="majorHAnsi"/>
+          <w:b/>
+          <w:bCs/>
+        </w:rPr>
+        <w:t>Observação</w:t>
+      </w:r>
+      <w:proofErr w:type="spellEnd"/>
+      <w:r>
+        <w:rPr>
+          <w:rFonts w:asciiTheme="majorHAnsi" w:hAnsiTheme="majorHAnsi" w:cstheme="majorHAnsi"/>
+          <w:b/>
+          <w:bCs/>
+        </w:rPr>
+        <w:t xml:space="preserve"> </w:t>
+      </w:r>
+      <w:proofErr w:type="spellStart"/>
+      <w:r>
+        <w:rPr>
+          <w:rFonts w:asciiTheme="majorHAnsi" w:hAnsiTheme="majorHAnsi" w:cstheme="majorHAnsi"/>
+          <w:b/>
+          <w:bCs/>
+        </w:rPr>
+        <w:t>Importante</w:t>
+      </w:r>
+      <w:proofErr w:type="spellEnd"/>
+      <w:r>
+        <w:rPr>
+          <w:rFonts w:asciiTheme="majorHAnsi" w:hAnsiTheme="majorHAnsi" w:cstheme="majorHAnsi"/>
+          <w:b/>
+          <w:bCs/>
+        </w:rPr>
+        <w:t>:</w:t>
       </w:r>
       <w:r>
         <w:rPr>
@@ -929,21 +2370,59 @@
         </w:rPr>
         <w:br/>
       </w:r>
-      <w:r>
-        <w:rPr>
-          <w:rFonts w:asciiTheme="majorHAnsi" w:hAnsiTheme="majorHAnsi" w:cstheme="majorHAnsi"/>
-          <w:b/>
-          <w:bCs/>
-        </w:rPr>
-        <w:t xml:space="preserve">Portas personalizadas, </w:t>
-      </w:r>
-      <w:r>
-        <w:rPr>
-          <w:rFonts w:asciiTheme="majorHAnsi" w:hAnsiTheme="majorHAnsi" w:cstheme="majorHAnsi"/>
-          <w:b/>
-          <w:bCs/>
-        </w:rPr>
-        <w:t xml:space="preserve">Telhas, </w:t>
+      <w:proofErr w:type="spellStart"/>
+      <w:r>
+        <w:rPr>
+          <w:rFonts w:asciiTheme="majorHAnsi" w:hAnsiTheme="majorHAnsi" w:cstheme="majorHAnsi"/>
+          <w:b/>
+          <w:bCs/>
+        </w:rPr>
+        <w:t>Portas</w:t>
+      </w:r>
+      <w:proofErr w:type="spellEnd"/>
+      <w:r>
+        <w:rPr>
+          <w:rFonts w:asciiTheme="majorHAnsi" w:hAnsiTheme="majorHAnsi" w:cstheme="majorHAnsi"/>
+          <w:b/>
+          <w:bCs/>
+        </w:rPr>
+        <w:t xml:space="preserve"> </w:t>
+      </w:r>
+      <w:proofErr w:type="spellStart"/>
+      <w:r>
+        <w:rPr>
+          <w:rFonts w:asciiTheme="majorHAnsi" w:hAnsiTheme="majorHAnsi" w:cstheme="majorHAnsi"/>
+          <w:b/>
+          <w:bCs/>
+        </w:rPr>
+        <w:t>personalizadas</w:t>
+      </w:r>
+      <w:proofErr w:type="spellEnd"/>
+      <w:r>
+        <w:rPr>
+          <w:rFonts w:asciiTheme="majorHAnsi" w:hAnsiTheme="majorHAnsi" w:cstheme="majorHAnsi"/>
+          <w:b/>
+          <w:bCs/>
+        </w:rPr>
+        <w:t xml:space="preserve">, </w:t>
+      </w:r>
+      <w:proofErr w:type="spellStart"/>
+      <w:r>
+        <w:rPr>
+          <w:rFonts w:asciiTheme="majorHAnsi" w:hAnsiTheme="majorHAnsi" w:cstheme="majorHAnsi"/>
+          <w:b/>
+          <w:bCs/>
+        </w:rPr>
+        <w:t>Telhas</w:t>
+      </w:r>
+      <w:proofErr w:type="spellEnd"/>
+      <w:r>
+        <w:rPr>
+          <w:rFonts w:asciiTheme="majorHAnsi" w:hAnsiTheme="majorHAnsi" w:cstheme="majorHAnsi"/>
+          <w:b/>
+          <w:bCs/>
+        </w:rPr>
+        <w:t xml:space="preserve">, </w:t>
       </w:r>
       <w:r>
         <w:rPr>
@@ -961,6 +2440,7 @@
         </w:rPr>
         <w:t xml:space="preserve">tain, </w:t>
       </w:r>
+      <w:proofErr w:type="spellStart"/>
       <w:r>
         <w:rPr>
           <w:rFonts w:asciiTheme="majorHAnsi" w:hAnsiTheme="majorHAnsi" w:cstheme="majorHAnsi"/>
@@ -975,7 +2455,52 @@
           <w:b/>
           <w:bCs/>
         </w:rPr>
-        <w:t xml:space="preserve">idros e mão de obra </w:t>
+        <w:t>idros</w:t>
+      </w:r>
+      <w:proofErr w:type="spellEnd"/>
+      <w:r>
+        <w:rPr>
+          <w:rFonts w:asciiTheme="majorHAnsi" w:hAnsiTheme="majorHAnsi" w:cstheme="majorHAnsi"/>
+          <w:b/>
+          <w:bCs/>
+        </w:rPr>
+        <w:t xml:space="preserve"> e </w:t>
+      </w:r>
+      <w:proofErr w:type="spellStart"/>
+      <w:r>
+        <w:rPr>
+          <w:rFonts w:asciiTheme="majorHAnsi" w:hAnsiTheme="majorHAnsi" w:cstheme="majorHAnsi"/>
+          <w:b/>
+          <w:bCs/>
+        </w:rPr>
+        <w:t>mão</w:t>
+      </w:r>
+      <w:proofErr w:type="spellEnd"/>
+      <w:r>
+        <w:rPr>
+          <w:rFonts w:asciiTheme="majorHAnsi" w:hAnsiTheme="majorHAnsi" w:cstheme="majorHAnsi"/>
+          <w:b/>
+          <w:bCs/>
+        </w:rPr>
+        <w:t xml:space="preserve"> de </w:t>
+      </w:r>
+      <w:proofErr w:type="spellStart"/>
+      <w:r>
+        <w:rPr>
+          <w:rFonts w:asciiTheme="majorHAnsi" w:hAnsiTheme="majorHAnsi" w:cstheme="majorHAnsi"/>
+          <w:b/>
+          <w:bCs/>
+        </w:rPr>
+        <w:t>obra</w:t>
+      </w:r>
+      <w:proofErr w:type="spellEnd"/>
+      <w:r>
+        <w:rPr>
+          <w:rFonts w:asciiTheme="majorHAnsi" w:hAnsiTheme="majorHAnsi" w:cstheme="majorHAnsi"/>
+          <w:b/>
+          <w:bCs/>
+        </w:rPr>
+        <w:t xml:space="preserve"> </w:t>
       </w:r>
       <w:r>
         <w:rPr>
@@ -991,9 +2516,55 @@
           <w:b/>
           <w:bCs/>
         </w:rPr>
-        <w:t xml:space="preserve"> estão inclusos no kit de madeiramento</w:t>
+        <w:t xml:space="preserve"> </w:t>
+      </w:r>
+      <w:proofErr w:type="spellStart"/>
+      <w:r>
+        <w:rPr>
+          <w:rFonts w:asciiTheme="majorHAnsi" w:hAnsiTheme="majorHAnsi" w:cstheme="majorHAnsi"/>
+          <w:b/>
+          <w:bCs/>
+        </w:rPr>
+        <w:t>estão</w:t>
+      </w:r>
+      <w:proofErr w:type="spellEnd"/>
+      <w:r>
+        <w:rPr>
+          <w:rFonts w:asciiTheme="majorHAnsi" w:hAnsiTheme="majorHAnsi" w:cstheme="majorHAnsi"/>
+          <w:b/>
+          <w:bCs/>
+        </w:rPr>
+        <w:t xml:space="preserve"> </w:t>
+      </w:r>
+      <w:proofErr w:type="spellStart"/>
+      <w:r>
+        <w:rPr>
+          <w:rFonts w:asciiTheme="majorHAnsi" w:hAnsiTheme="majorHAnsi" w:cstheme="majorHAnsi"/>
+          <w:b/>
+          <w:bCs/>
+        </w:rPr>
+        <w:t>inclusos</w:t>
+      </w:r>
+      <w:proofErr w:type="spellEnd"/>
+      <w:r>
+        <w:rPr>
+          <w:rFonts w:asciiTheme="majorHAnsi" w:hAnsiTheme="majorHAnsi" w:cstheme="majorHAnsi"/>
+          <w:b/>
+          <w:bCs/>
+        </w:rPr>
+        <w:t xml:space="preserve"> no kit de </w:t>
+      </w:r>
+      <w:proofErr w:type="spellStart"/>
+      <w:r>
+        <w:rPr>
+          <w:rFonts w:asciiTheme="majorHAnsi" w:hAnsiTheme="majorHAnsi" w:cstheme="majorHAnsi"/>
+          <w:b/>
+          <w:bCs/>
+        </w:rPr>
+        <w:t>madeiramento</w:t>
       </w:r>
       <w:bookmarkEnd w:id="3"/>
+      <w:proofErr w:type="spellEnd"/>
       <w:r>
         <w:rPr>
           <w:rFonts w:asciiTheme="majorHAnsi" w:hAnsiTheme="majorHAnsi" w:cstheme="majorHAnsi"/>
@@ -1027,7 +2598,25 @@
           <w:b/>
           <w:bCs/>
         </w:rPr>
-        <w:t xml:space="preserve"> Montagem do Kit:</w:t>
+        <w:t xml:space="preserve"> </w:t>
+      </w:r>
+      <w:proofErr w:type="spellStart"/>
+      <w:r>
+        <w:rPr>
+          <w:rFonts w:asciiTheme="majorHAnsi" w:hAnsiTheme="majorHAnsi" w:cstheme="majorHAnsi"/>
+          <w:b/>
+          <w:bCs/>
+        </w:rPr>
+        <w:t>Montagem</w:t>
+      </w:r>
+      <w:proofErr w:type="spellEnd"/>
+      <w:r>
+        <w:rPr>
+          <w:rFonts w:asciiTheme="majorHAnsi" w:hAnsiTheme="majorHAnsi" w:cstheme="majorHAnsi"/>
+          <w:b/>
+          <w:bCs/>
+        </w:rPr>
+        <w:t xml:space="preserve"> do Kit:</w:t>
       </w:r>
       <w:r>
         <w:rPr>
@@ -1036,7 +2625,240 @@
           <w:bCs/>
         </w:rPr>
         <w:br/>
-        <w:t>Indicamos profissionais parceiros especializados para a montagem, oferecendo mais praticidade e segurança na execução do seu projeto.</w:t>
+      </w:r>
+      <w:proofErr w:type="spellStart"/>
+      <w:r>
+        <w:rPr>
+          <w:rFonts w:asciiTheme="majorHAnsi" w:hAnsiTheme="majorHAnsi" w:cstheme="majorHAnsi"/>
+          <w:b/>
+          <w:bCs/>
+        </w:rPr>
+        <w:t>Indicamos</w:t>
+      </w:r>
+      <w:proofErr w:type="spellEnd"/>
+      <w:r>
+        <w:rPr>
+          <w:rFonts w:asciiTheme="majorHAnsi" w:hAnsiTheme="majorHAnsi" w:cstheme="majorHAnsi"/>
+          <w:b/>
+          <w:bCs/>
+        </w:rPr>
+        <w:t xml:space="preserve"> </w:t>
+      </w:r>
+      <w:proofErr w:type="spellStart"/>
+      <w:r>
+        <w:rPr>
+          <w:rFonts w:asciiTheme="majorHAnsi" w:hAnsiTheme="majorHAnsi" w:cstheme="majorHAnsi"/>
+          <w:b/>
+          <w:bCs/>
+        </w:rPr>
+        <w:t>profissionais</w:t>
+      </w:r>
+      <w:proofErr w:type="spellEnd"/>
+      <w:r>
+        <w:rPr>
+          <w:rFonts w:asciiTheme="majorHAnsi" w:hAnsiTheme="majorHAnsi" w:cstheme="majorHAnsi"/>
+          <w:b/>
+          <w:bCs/>
+        </w:rPr>
+        <w:t xml:space="preserve"> </w:t>
+      </w:r>
+      <w:proofErr w:type="spellStart"/>
+      <w:r>
+        <w:rPr>
+          <w:rFonts w:asciiTheme="majorHAnsi" w:hAnsiTheme="majorHAnsi" w:cstheme="majorHAnsi"/>
+          <w:b/>
+          <w:bCs/>
+        </w:rPr>
+        <w:t>parceiros</w:t>
+      </w:r>
+      <w:proofErr w:type="spellEnd"/>
+      <w:r>
+        <w:rPr>
+          <w:rFonts w:asciiTheme="majorHAnsi" w:hAnsiTheme="majorHAnsi" w:cstheme="majorHAnsi"/>
+          <w:b/>
+          <w:bCs/>
+        </w:rPr>
+        <w:t xml:space="preserve"> </w:t>
+      </w:r>
+      <w:proofErr w:type="spellStart"/>
+      <w:r>
+        <w:rPr>
+          <w:rFonts w:asciiTheme="majorHAnsi" w:hAnsiTheme="majorHAnsi" w:cstheme="majorHAnsi"/>
+          <w:b/>
+          <w:bCs/>
+        </w:rPr>
+        <w:t>especializados</w:t>
+      </w:r>
+      <w:proofErr w:type="spellEnd"/>
+      <w:r>
+        <w:rPr>
+          <w:rFonts w:asciiTheme="majorHAnsi" w:hAnsiTheme="majorHAnsi" w:cstheme="majorHAnsi"/>
+          <w:b/>
+          <w:bCs/>
+        </w:rPr>
+        <w:t xml:space="preserve"> para a </w:t>
+      </w:r>
+      <w:proofErr w:type="spellStart"/>
+      <w:r>
+        <w:rPr>
+          <w:rFonts w:asciiTheme="majorHAnsi" w:hAnsiTheme="majorHAnsi" w:cstheme="majorHAnsi"/>
+          <w:b/>
+          <w:bCs/>
+        </w:rPr>
+        <w:t>montagem</w:t>
+      </w:r>
+      <w:proofErr w:type="spellEnd"/>
+      <w:r>
+        <w:rPr>
+          <w:rFonts w:asciiTheme="majorHAnsi" w:hAnsiTheme="majorHAnsi" w:cstheme="majorHAnsi"/>
+          <w:b/>
+          <w:bCs/>
+        </w:rPr>
+        <w:t xml:space="preserve">, </w:t>
+      </w:r>
+      <w:proofErr w:type="spellStart"/>
+      <w:r>
+        <w:rPr>
+          <w:rFonts w:asciiTheme="majorHAnsi" w:hAnsiTheme="majorHAnsi" w:cstheme="majorHAnsi"/>
+          <w:b/>
+          <w:bCs/>
+        </w:rPr>
+        <w:t>oferecendo</w:t>
+      </w:r>
+      <w:proofErr w:type="spellEnd"/>
+      <w:r>
+        <w:rPr>
+          <w:rFonts w:asciiTheme="majorHAnsi" w:hAnsiTheme="majorHAnsi" w:cstheme="majorHAnsi"/>
+          <w:b/>
+          <w:bCs/>
+        </w:rPr>
+        <w:t xml:space="preserve"> </w:t>
+      </w:r>
+      <w:proofErr w:type="spellStart"/>
+      <w:r>
+        <w:rPr>
+          <w:rFonts w:asciiTheme="majorHAnsi" w:hAnsiTheme="majorHAnsi" w:cstheme="majorHAnsi"/>
+          <w:b/>
+          <w:bCs/>
+        </w:rPr>
+        <w:t>mais</w:t>
+      </w:r>
+      <w:proofErr w:type="spellEnd"/>
+      <w:r>
+        <w:rPr>
+          <w:rFonts w:asciiTheme="majorHAnsi" w:hAnsiTheme="majorHAnsi" w:cstheme="majorHAnsi"/>
+          <w:b/>
+          <w:bCs/>
+        </w:rPr>
+        <w:t xml:space="preserve"> </w:t>
+      </w:r>
+      <w:proofErr w:type="spellStart"/>
+      <w:r>
+        <w:rPr>
+          <w:rFonts w:asciiTheme="majorHAnsi" w:hAnsiTheme="majorHAnsi" w:cstheme="majorHAnsi"/>
+          <w:b/>
+          <w:bCs/>
+        </w:rPr>
+        <w:t>praticidade</w:t>
+      </w:r>
+      <w:proofErr w:type="spellEnd"/>
+      <w:r>
+        <w:rPr>
+          <w:rFonts w:asciiTheme="majorHAnsi" w:hAnsiTheme="majorHAnsi" w:cstheme="majorHAnsi"/>
+          <w:b/>
+          <w:bCs/>
+        </w:rPr>
+        <w:t xml:space="preserve"> e </w:t>
+      </w:r>
+      <w:proofErr w:type="spellStart"/>
+      <w:r>
+        <w:rPr>
+          <w:rFonts w:asciiTheme="majorHAnsi" w:hAnsiTheme="majorHAnsi" w:cstheme="majorHAnsi"/>
+          <w:b/>
+          <w:bCs/>
+        </w:rPr>
+        <w:t>segurança</w:t>
+      </w:r>
+      <w:proofErr w:type="spellEnd"/>
+      <w:r>
+        <w:rPr>
+          <w:rFonts w:asciiTheme="majorHAnsi" w:hAnsiTheme="majorHAnsi" w:cstheme="majorHAnsi"/>
+          <w:b/>
+          <w:bCs/>
+        </w:rPr>
+        <w:t xml:space="preserve"> </w:t>
+      </w:r>
+      <w:proofErr w:type="spellStart"/>
+      <w:r>
+        <w:rPr>
+          <w:rFonts w:asciiTheme="majorHAnsi" w:hAnsiTheme="majorHAnsi" w:cstheme="majorHAnsi"/>
+          <w:b/>
+          <w:bCs/>
+        </w:rPr>
+        <w:t>na</w:t>
+      </w:r>
+      <w:proofErr w:type="spellEnd"/>
+      <w:r>
+        <w:rPr>
+          <w:rFonts w:asciiTheme="majorHAnsi" w:hAnsiTheme="majorHAnsi" w:cstheme="majorHAnsi"/>
+          <w:b/>
+          <w:bCs/>
+        </w:rPr>
+        <w:t xml:space="preserve"> </w:t>
+      </w:r>
+      <w:proofErr w:type="spellStart"/>
+      <w:r>
+        <w:rPr>
+          <w:rFonts w:asciiTheme="majorHAnsi" w:hAnsiTheme="majorHAnsi" w:cstheme="majorHAnsi"/>
+          <w:b/>
+          <w:bCs/>
+        </w:rPr>
+        <w:t>execução</w:t>
+      </w:r>
+      <w:proofErr w:type="spellEnd"/>
+      <w:r>
+        <w:rPr>
+          <w:rFonts w:asciiTheme="majorHAnsi" w:hAnsiTheme="majorHAnsi" w:cstheme="majorHAnsi"/>
+          <w:b/>
+          <w:bCs/>
+        </w:rPr>
+        <w:t xml:space="preserve"> do </w:t>
+      </w:r>
+      <w:proofErr w:type="spellStart"/>
+      <w:r>
+        <w:rPr>
+          <w:rFonts w:asciiTheme="majorHAnsi" w:hAnsiTheme="majorHAnsi" w:cstheme="majorHAnsi"/>
+          <w:b/>
+          <w:bCs/>
+        </w:rPr>
+        <w:t>seu</w:t>
+      </w:r>
+      <w:proofErr w:type="spellEnd"/>
+      <w:r>
+        <w:rPr>
+          <w:rFonts w:asciiTheme="majorHAnsi" w:hAnsiTheme="majorHAnsi" w:cstheme="majorHAnsi"/>
+          <w:b/>
+          <w:bCs/>
+        </w:rPr>
+        <w:t xml:space="preserve"> </w:t>
+      </w:r>
+      <w:proofErr w:type="spellStart"/>
+      <w:r>
+        <w:rPr>
+          <w:rFonts w:asciiTheme="majorHAnsi" w:hAnsiTheme="majorHAnsi" w:cstheme="majorHAnsi"/>
+          <w:b/>
+          <w:bCs/>
+        </w:rPr>
+        <w:t>projeto</w:t>
+      </w:r>
+      <w:proofErr w:type="spellEnd"/>
+      <w:r>
+        <w:rPr>
+          <w:rFonts w:asciiTheme="majorHAnsi" w:hAnsiTheme="majorHAnsi" w:cstheme="majorHAnsi"/>
+          <w:b/>
+          <w:bCs/>
+        </w:rPr>
+        <w:t>.</w:t>
       </w:r>
     </w:p>
     <w:p>
@@ -1064,7 +2886,61 @@
           <w:b/>
           <w:bCs/>
         </w:rPr>
-        <w:t xml:space="preserve"> Deseja mais comodidade?</w:t>
+        <w:t xml:space="preserve"> </w:t>
+      </w:r>
+      <w:proofErr w:type="spellStart"/>
+      <w:r>
+        <w:rPr>
+          <w:rFonts w:asciiTheme="majorHAnsi" w:hAnsiTheme="majorHAnsi" w:cstheme="majorHAnsi"/>
+          <w:b/>
+          <w:bCs/>
+        </w:rPr>
+        <w:t>Deseja</w:t>
+      </w:r>
+      <w:proofErr w:type="spellEnd"/>
+      <w:r>
+        <w:rPr>
+          <w:rFonts w:asciiTheme="majorHAnsi" w:hAnsiTheme="majorHAnsi" w:cstheme="majorHAnsi"/>
+          <w:b/>
+          <w:bCs/>
+        </w:rPr>
+        <w:t xml:space="preserve"> </w:t>
+      </w:r>
+      <w:proofErr w:type="spellStart"/>
+      <w:r>
+        <w:rPr>
+          <w:rFonts w:asciiTheme="majorHAnsi" w:hAnsiTheme="majorHAnsi" w:cstheme="majorHAnsi"/>
+          <w:b/>
+          <w:bCs/>
+        </w:rPr>
+        <w:t>mais</w:t>
+      </w:r>
+      <w:proofErr w:type="spellEnd"/>
+      <w:r>
+        <w:rPr>
+          <w:rFonts w:asciiTheme="majorHAnsi" w:hAnsiTheme="majorHAnsi" w:cstheme="majorHAnsi"/>
+          <w:b/>
+          <w:bCs/>
+        </w:rPr>
+        <w:t xml:space="preserve"> </w:t>
+      </w:r>
+      <w:proofErr w:type="spellStart"/>
+      <w:r>
+        <w:rPr>
+          <w:rFonts w:asciiTheme="majorHAnsi" w:hAnsiTheme="majorHAnsi" w:cstheme="majorHAnsi"/>
+          <w:b/>
+          <w:bCs/>
+        </w:rPr>
+        <w:t>comodidade</w:t>
+      </w:r>
+      <w:proofErr w:type="spellEnd"/>
+      <w:r>
+        <w:rPr>
+          <w:rFonts w:asciiTheme="majorHAnsi" w:hAnsiTheme="majorHAnsi" w:cstheme="majorHAnsi"/>
+          <w:b/>
+          <w:bCs/>
+        </w:rPr>
+        <w:t>?</w:t>
       </w:r>
       <w:r>
         <w:rPr>
@@ -1082,7 +2958,161 @@
           <w:color w:val="FFFFFF" w:themeColor="background1"/>
           <w:highlight w:val="black"/>
         </w:rPr>
-        <w:t xml:space="preserve">Se preferir, consulte as condições para receber sua casa pronta no sistema </w:t>
+        <w:t xml:space="preserve">Se </w:t>
+      </w:r>
+      <w:proofErr w:type="spellStart"/>
+      <w:r>
+        <w:rPr>
+          <w:rFonts w:asciiTheme="majorHAnsi" w:hAnsiTheme="majorHAnsi" w:cstheme="majorHAnsi"/>
+          <w:b/>
+          <w:bCs/>
+          <w:color w:val="FFFFFF" w:themeColor="background1"/>
+          <w:highlight w:val="black"/>
+        </w:rPr>
+        <w:t>preferir</w:t>
+      </w:r>
+      <w:proofErr w:type="spellEnd"/>
+      <w:r>
+        <w:rPr>
+          <w:rFonts w:asciiTheme="majorHAnsi" w:hAnsiTheme="majorHAnsi" w:cstheme="majorHAnsi"/>
+          <w:b/>
+          <w:bCs/>
+          <w:color w:val="FFFFFF" w:themeColor="background1"/>
+          <w:highlight w:val="black"/>
+        </w:rPr>
+        <w:t xml:space="preserve">, </w:t>
+      </w:r>
+      <w:proofErr w:type="spellStart"/>
+      <w:r>
+        <w:rPr>
+          <w:rFonts w:asciiTheme="majorHAnsi" w:hAnsiTheme="majorHAnsi" w:cstheme="majorHAnsi"/>
+          <w:b/>
+          <w:bCs/>
+          <w:color w:val="FFFFFF" w:themeColor="background1"/>
+          <w:highlight w:val="black"/>
+        </w:rPr>
+        <w:t>consulte</w:t>
+      </w:r>
+      <w:proofErr w:type="spellEnd"/>
+      <w:r>
+        <w:rPr>
+          <w:rFonts w:asciiTheme="majorHAnsi" w:hAnsiTheme="majorHAnsi" w:cstheme="majorHAnsi"/>
+          <w:b/>
+          <w:bCs/>
+          <w:color w:val="FFFFFF" w:themeColor="background1"/>
+          <w:highlight w:val="black"/>
+        </w:rPr>
+        <w:t xml:space="preserve"> as </w:t>
+      </w:r>
+      <w:proofErr w:type="spellStart"/>
+      <w:r>
+        <w:rPr>
+          <w:rFonts w:asciiTheme="majorHAnsi" w:hAnsiTheme="majorHAnsi" w:cstheme="majorHAnsi"/>
+          <w:b/>
+          <w:bCs/>
+          <w:color w:val="FFFFFF" w:themeColor="background1"/>
+          <w:highlight w:val="black"/>
+        </w:rPr>
+        <w:t>condições</w:t>
+      </w:r>
+      <w:proofErr w:type="spellEnd"/>
+      <w:r>
+        <w:rPr>
+          <w:rFonts w:asciiTheme="majorHAnsi" w:hAnsiTheme="majorHAnsi" w:cstheme="majorHAnsi"/>
+          <w:b/>
+          <w:bCs/>
+          <w:color w:val="FFFFFF" w:themeColor="background1"/>
+          <w:highlight w:val="black"/>
+        </w:rPr>
+        <w:t xml:space="preserve"> para </w:t>
+      </w:r>
+      <w:proofErr w:type="spellStart"/>
+      <w:r>
+        <w:rPr>
+          <w:rFonts w:asciiTheme="majorHAnsi" w:hAnsiTheme="majorHAnsi" w:cstheme="majorHAnsi"/>
+          <w:b/>
+          <w:bCs/>
+          <w:color w:val="FFFFFF" w:themeColor="background1"/>
+          <w:highlight w:val="black"/>
+        </w:rPr>
+        <w:t>receber</w:t>
+      </w:r>
+      <w:proofErr w:type="spellEnd"/>
+      <w:r>
+        <w:rPr>
+          <w:rFonts w:asciiTheme="majorHAnsi" w:hAnsiTheme="majorHAnsi" w:cstheme="majorHAnsi"/>
+          <w:b/>
+          <w:bCs/>
+          <w:color w:val="FFFFFF" w:themeColor="background1"/>
+          <w:highlight w:val="black"/>
+        </w:rPr>
+        <w:t xml:space="preserve"> </w:t>
+      </w:r>
+      <w:proofErr w:type="spellStart"/>
+      <w:r>
+        <w:rPr>
+          <w:rFonts w:asciiTheme="majorHAnsi" w:hAnsiTheme="majorHAnsi" w:cstheme="majorHAnsi"/>
+          <w:b/>
+          <w:bCs/>
+          <w:color w:val="FFFFFF" w:themeColor="background1"/>
+          <w:highlight w:val="black"/>
+        </w:rPr>
+        <w:t>sua</w:t>
+      </w:r>
+      <w:proofErr w:type="spellEnd"/>
+      <w:r>
+        <w:rPr>
+          <w:rFonts w:asciiTheme="majorHAnsi" w:hAnsiTheme="majorHAnsi" w:cstheme="majorHAnsi"/>
+          <w:b/>
+          <w:bCs/>
+          <w:color w:val="FFFFFF" w:themeColor="background1"/>
+          <w:highlight w:val="black"/>
+        </w:rPr>
+        <w:t xml:space="preserve"> casa </w:t>
+      </w:r>
+      <w:proofErr w:type="spellStart"/>
+      <w:r>
+        <w:rPr>
+          <w:rFonts w:asciiTheme="majorHAnsi" w:hAnsiTheme="majorHAnsi" w:cstheme="majorHAnsi"/>
+          <w:b/>
+          <w:bCs/>
+          <w:color w:val="FFFFFF" w:themeColor="background1"/>
+          <w:highlight w:val="black"/>
+        </w:rPr>
+        <w:t>pronta</w:t>
+      </w:r>
+      <w:proofErr w:type="spellEnd"/>
+      <w:r>
+        <w:rPr>
+          <w:rFonts w:asciiTheme="majorHAnsi" w:hAnsiTheme="majorHAnsi" w:cstheme="majorHAnsi"/>
+          <w:b/>
+          <w:bCs/>
+          <w:color w:val="FFFFFF" w:themeColor="background1"/>
+          <w:highlight w:val="black"/>
+        </w:rPr>
+        <w:t xml:space="preserve"> no </w:t>
+      </w:r>
+      <w:proofErr w:type="spellStart"/>
+      <w:r>
+        <w:rPr>
+          <w:rFonts w:asciiTheme="majorHAnsi" w:hAnsiTheme="majorHAnsi" w:cstheme="majorHAnsi"/>
+          <w:b/>
+          <w:bCs/>
+          <w:color w:val="FFFFFF" w:themeColor="background1"/>
+          <w:highlight w:val="black"/>
+        </w:rPr>
+        <w:t>sistema</w:t>
+      </w:r>
+      <w:proofErr w:type="spellEnd"/>
+      <w:r>
+        <w:rPr>
+          <w:rFonts w:asciiTheme="majorHAnsi" w:hAnsiTheme="majorHAnsi" w:cstheme="majorHAnsi"/>
+          <w:b/>
+          <w:bCs/>
+          <w:color w:val="FFFFFF" w:themeColor="background1"/>
+          <w:highlight w:val="black"/>
+        </w:rPr>
+        <w:t xml:space="preserve"> </w:t>
       </w:r>
       <w:r>
         <w:rPr>
@@ -1118,18 +3148,27 @@
           <w:color w:val="000000" w:themeColor="text1"/>
         </w:rPr>
       </w:pPr>
+      <w:proofErr w:type="gramStart"/>
       <w:r>
         <w:rPr>
           <w:rFonts w:ascii="Segoe UI Emoji" w:hAnsi="Segoe UI Emoji" w:cs="Segoe UI Emoji"/>
           <w:color w:val="000000" w:themeColor="text1"/>
         </w:rPr>
-        <w:t>⇄  comprativo com construção convencional</w:t>
-      </w:r>
+        <w:t>⇄  comprativo</w:t>
+      </w:r>
+      <w:proofErr w:type="gramEnd"/>
       <w:r>
         <w:rPr>
           <w:rFonts w:ascii="Segoe UI Emoji" w:hAnsi="Segoe UI Emoji" w:cs="Segoe UI Emoji"/>
           <w:color w:val="000000" w:themeColor="text1"/>
         </w:rPr>
+        <w:t xml:space="preserve"> com construção convencional</w:t>
+      </w:r>
+      <w:r>
+        <w:rPr>
+          <w:rFonts w:ascii="Segoe UI Emoji" w:hAnsi="Segoe UI Emoji" w:cs="Segoe UI Emoji"/>
+          <w:color w:val="000000" w:themeColor="text1"/>
+        </w:rPr>
         <w:tab/>
       </w:r>
     </w:p>
@@ -1179,13 +3218,38 @@
           <w:rFonts w:ascii="Segoe UI Emoji" w:hAnsi="Segoe UI Emoji" w:cs="Segoe UI Emoji"/>
           <w:lang w:val="pt-BR"/>
         </w:rPr>
-        <w:t xml:space="preserve"> {{cub_alvenaria}}/m²</w:t>
-      </w:r>
+        <w:t xml:space="preserve"> {{</w:t>
+      </w:r>
+      <w:proofErr w:type="spellStart"/>
       <w:r>
         <w:rPr>
           <w:rFonts w:ascii="Segoe UI Emoji" w:hAnsi="Segoe UI Emoji" w:cs="Segoe UI Emoji"/>
           <w:lang w:val="pt-BR"/>
         </w:rPr>
+        <w:t>cub_alvenaria</w:t>
+      </w:r>
+      <w:proofErr w:type="spellEnd"/>
+      <w:proofErr w:type="gramStart"/>
+      <w:r>
+        <w:rPr>
+          <w:rFonts w:ascii="Segoe UI Emoji" w:hAnsi="Segoe UI Emoji" w:cs="Segoe UI Emoji"/>
+          <w:lang w:val="pt-BR"/>
+        </w:rPr>
+        <w:t>}}/</w:t>
+      </w:r>
+      <w:proofErr w:type="gramEnd"/>
+      <w:r>
+        <w:rPr>
+          <w:rFonts w:ascii="Segoe UI Emoji" w:hAnsi="Segoe UI Emoji" w:cs="Segoe UI Emoji"/>
+          <w:lang w:val="pt-BR"/>
+        </w:rPr>
+        <w:t>m²</w:t>
+      </w:r>
+      <w:r>
+        <w:rPr>
+          <w:rFonts w:ascii="Segoe UI Emoji" w:hAnsi="Segoe UI Emoji" w:cs="Segoe UI Emoji"/>
+          <w:lang w:val="pt-BR"/>
+        </w:rPr>
         <w:br/>
         <w:t xml:space="preserve">✅ </w:t>
       </w:r>
@@ -1203,13 +3267,29 @@
           <w:rFonts w:ascii="Segoe UI Emoji" w:hAnsi="Segoe UI Emoji" w:cs="Segoe UI Emoji"/>
           <w:lang w:val="pt-BR"/>
         </w:rPr>
-        <w:t xml:space="preserve"> {{cub_prefab}}/m²</w:t>
-      </w:r>
+        <w:t xml:space="preserve"> {{</w:t>
+      </w:r>
+      <w:proofErr w:type="spellStart"/>
       <w:r>
         <w:rPr>
           <w:rFonts w:ascii="Segoe UI Emoji" w:hAnsi="Segoe UI Emoji" w:cs="Segoe UI Emoji"/>
           <w:lang w:val="pt-BR"/>
         </w:rPr>
+        <w:t>cub_prefab</w:t>
+      </w:r>
+      <w:proofErr w:type="spellEnd"/>
+      <w:r>
+        <w:rPr>
+          <w:rFonts w:ascii="Segoe UI Emoji" w:hAnsi="Segoe UI Emoji" w:cs="Segoe UI Emoji"/>
+          <w:lang w:val="pt-BR"/>
+        </w:rPr>
+        <w:t>}}/m²</w:t>
+      </w:r>
+      <w:r>
+        <w:rPr>
+          <w:rFonts w:ascii="Segoe UI Emoji" w:hAnsi="Segoe UI Emoji" w:cs="Segoe UI Emoji"/>
+          <w:lang w:val="pt-BR"/>
+        </w:rPr>
         <w:br/>
         <w:t xml:space="preserve">✅ </w:t>
       </w:r>
@@ -1251,7 +3331,21 @@
         <w:rPr>
           <w:rFonts w:ascii="Segoe UI Emoji" w:hAnsi="Segoe UI Emoji" w:cs="Segoe UI Emoji"/>
         </w:rPr>
-        <w:t>{{area_total}}</w:t>
+        <w:t>{{</w:t>
+      </w:r>
+      <w:proofErr w:type="spellStart"/>
+      <w:r>
+        <w:rPr>
+          <w:rFonts w:ascii="Segoe UI Emoji" w:hAnsi="Segoe UI Emoji" w:cs="Segoe UI Emoji"/>
+        </w:rPr>
+        <w:t>area_total</w:t>
+      </w:r>
+      <w:proofErr w:type="spellEnd"/>
+      <w:r>
+        <w:rPr>
+          <w:rFonts w:ascii="Segoe UI Emoji" w:hAnsi="Segoe UI Emoji" w:cs="Segoe UI Emoji"/>
+        </w:rPr>
+        <w:t>}}</w:t>
       </w:r>
       <w:r>
         <w:rPr>
@@ -1290,7 +3384,23 @@
           <w:rFonts w:ascii="Segoe UI Emoji" w:hAnsi="Segoe UI Emoji" w:cs="Segoe UI Emoji"/>
           <w:lang w:val="pt-BR"/>
         </w:rPr>
-        <w:t xml:space="preserve"> {{custo_alvenaria}}</w:t>
+        <w:t xml:space="preserve"> {{</w:t>
+      </w:r>
+      <w:proofErr w:type="spellStart"/>
+      <w:r>
+        <w:rPr>
+          <w:rFonts w:ascii="Segoe UI Emoji" w:hAnsi="Segoe UI Emoji" w:cs="Segoe UI Emoji"/>
+          <w:lang w:val="pt-BR"/>
+        </w:rPr>
+        <w:t>custo_alvenaria</w:t>
+      </w:r>
+      <w:proofErr w:type="spellEnd"/>
+      <w:r>
+        <w:rPr>
+          <w:rFonts w:ascii="Segoe UI Emoji" w:hAnsi="Segoe UI Emoji" w:cs="Segoe UI Emoji"/>
+          <w:lang w:val="pt-BR"/>
+        </w:rPr>
+        <w:t>}}</w:t>
       </w:r>
     </w:p>
     <w:p>
@@ -1346,7 +3456,21 @@
         <w:rPr>
           <w:rFonts w:ascii="Segoe UI Emoji" w:hAnsi="Segoe UI Emoji" w:cs="Segoe UI Emoji"/>
         </w:rPr>
-        <w:t>{{custo_mcpf}}</w:t>
+        <w:t>{{</w:t>
+      </w:r>
+      <w:proofErr w:type="spellStart"/>
+      <w:r>
+        <w:rPr>
+          <w:rFonts w:ascii="Segoe UI Emoji" w:hAnsi="Segoe UI Emoji" w:cs="Segoe UI Emoji"/>
+        </w:rPr>
+        <w:t>custo_mcpf</w:t>
+      </w:r>
+      <w:proofErr w:type="spellEnd"/>
+      <w:r>
+        <w:rPr>
+          <w:rFonts w:ascii="Segoe UI Emoji" w:hAnsi="Segoe UI Emoji" w:cs="Segoe UI Emoji"/>
+        </w:rPr>
+        <w:t>}}</w:t>
       </w:r>
       <w:r>
         <w:rPr>
@@ -1367,13 +3491,45 @@
           <w:b/>
           <w:bCs/>
         </w:rPr>
-        <w:t>Economia aproximada:</w:t>
-      </w:r>
+        <w:t xml:space="preserve">Economia </w:t>
+      </w:r>
+      <w:proofErr w:type="spellStart"/>
       <w:r>
         <w:rPr>
           <w:rFonts w:ascii="Segoe UI Emoji" w:hAnsi="Segoe UI Emoji" w:cs="Segoe UI Emoji"/>
-        </w:rPr>
-        <w:t xml:space="preserve"> {{economia_cub}}</w:t>
+          <w:b/>
+          <w:bCs/>
+        </w:rPr>
+        <w:t>aproximada</w:t>
+      </w:r>
+      <w:proofErr w:type="spellEnd"/>
+      <w:r>
+        <w:rPr>
+          <w:rFonts w:ascii="Segoe UI Emoji" w:hAnsi="Segoe UI Emoji" w:cs="Segoe UI Emoji"/>
+          <w:b/>
+          <w:bCs/>
+        </w:rPr>
+        <w:t>:</w:t>
+      </w:r>
+      <w:r>
+        <w:rPr>
+          <w:rFonts w:ascii="Segoe UI Emoji" w:hAnsi="Segoe UI Emoji" w:cs="Segoe UI Emoji"/>
+        </w:rPr>
+        <w:t xml:space="preserve"> {{</w:t>
+      </w:r>
+      <w:proofErr w:type="spellStart"/>
+      <w:r>
+        <w:rPr>
+          <w:rFonts w:ascii="Segoe UI Emoji" w:hAnsi="Segoe UI Emoji" w:cs="Segoe UI Emoji"/>
+        </w:rPr>
+        <w:t>economia_cub</w:t>
+      </w:r>
+      <w:proofErr w:type="spellEnd"/>
+      <w:r>
+        <w:rPr>
+          <w:rFonts w:ascii="Segoe UI Emoji" w:hAnsi="Segoe UI Emoji" w:cs="Segoe UI Emoji"/>
+        </w:rPr>
+        <w:t>}}</w:t>
       </w:r>
     </w:p>
     <w:p>
@@ -1404,14 +3560,30 @@
           <w:color w:val="000000" w:themeColor="text1"/>
         </w:rPr>
         <w:lastRenderedPageBreak/>
-        <w:t xml:space="preserve">🛡️  </w:t>
-      </w:r>
+        <w:t>🛡</w:t>
+      </w:r>
+      <w:proofErr w:type="gramStart"/>
       <w:r>
         <w:rPr>
           <w:rFonts w:ascii="Segoe UI Emoji" w:hAnsi="Segoe UI Emoji" w:cs="Segoe UI Emoji"/>
           <w:color w:val="000000" w:themeColor="text1"/>
         </w:rPr>
-        <w:t xml:space="preserve">Durabilidade da madeira PINUS TRATADA </w:t>
+        <w:t xml:space="preserve">️  </w:t>
+      </w:r>
+      <w:r>
+        <w:rPr>
+          <w:rFonts w:ascii="Segoe UI Emoji" w:hAnsi="Segoe UI Emoji" w:cs="Segoe UI Emoji"/>
+          <w:color w:val="000000" w:themeColor="text1"/>
+        </w:rPr>
+        <w:t>Durabilidade</w:t>
+      </w:r>
+      <w:proofErr w:type="gramEnd"/>
+      <w:r>
+        <w:rPr>
+          <w:rFonts w:ascii="Segoe UI Emoji" w:hAnsi="Segoe UI Emoji" w:cs="Segoe UI Emoji"/>
+          <w:color w:val="000000" w:themeColor="text1"/>
+        </w:rPr>
+        <w:t xml:space="preserve"> da madeira PINUS TRATADA </w:t>
       </w:r>
       <w:r>
         <w:rPr>
@@ -1760,8 +3932,17 @@
           <w:rFonts w:ascii="Segoe UI Emoji" w:hAnsi="Segoe UI Emoji" w:cs="Segoe UI Emoji"/>
           <w:color w:val="000000" w:themeColor="text1"/>
         </w:rPr>
-        <w:t>🛡️  garantia</w:t>
-      </w:r>
+        <w:t>🛡</w:t>
+      </w:r>
+      <w:proofErr w:type="gramStart"/>
+      <w:r>
+        <w:rPr>
+          <w:rFonts w:ascii="Segoe UI Emoji" w:hAnsi="Segoe UI Emoji" w:cs="Segoe UI Emoji"/>
+          <w:color w:val="000000" w:themeColor="text1"/>
+        </w:rPr>
+        <w:t>️  garantia</w:t>
+      </w:r>
+      <w:proofErr w:type="gramEnd"/>
       <w:r>
         <w:rPr>
           <w:rFonts w:ascii="Segoe UI Emoji" w:hAnsi="Segoe UI Emoji" w:cs="Segoe UI Emoji"/>
@@ -1783,9 +3964,67 @@
           <w:numId w:val="19"/>
         </w:numPr>
       </w:pPr>
-      <w:r>
-        <w:t>Garantia: 15 anos contra pragas, cupins e apodrecimento da madeira, mediante manutenção adequada</w:t>
-      </w:r>
+      <w:proofErr w:type="spellStart"/>
+      <w:r>
+        <w:t>Garantia</w:t>
+      </w:r>
+      <w:proofErr w:type="spellEnd"/>
+      <w:r>
+        <w:t xml:space="preserve">: 15 </w:t>
+      </w:r>
+      <w:proofErr w:type="spellStart"/>
+      <w:r>
+        <w:t>anos</w:t>
+      </w:r>
+      <w:proofErr w:type="spellEnd"/>
+      <w:r>
+        <w:t xml:space="preserve"> contra </w:t>
+      </w:r>
+      <w:proofErr w:type="spellStart"/>
+      <w:r>
+        <w:t>pragas</w:t>
+      </w:r>
+      <w:proofErr w:type="spellEnd"/>
+      <w:r>
+        <w:t xml:space="preserve">, </w:t>
+      </w:r>
+      <w:proofErr w:type="spellStart"/>
+      <w:r>
+        <w:t>cupins</w:t>
+      </w:r>
+      <w:proofErr w:type="spellEnd"/>
+      <w:r>
+        <w:t xml:space="preserve"> e </w:t>
+      </w:r>
+      <w:proofErr w:type="spellStart"/>
+      <w:r>
+        <w:t>apodrecimento</w:t>
+      </w:r>
+      <w:proofErr w:type="spellEnd"/>
+      <w:r>
+        <w:t xml:space="preserve"> da madeira, </w:t>
+      </w:r>
+      <w:proofErr w:type="spellStart"/>
+      <w:r>
+        <w:t>mediante</w:t>
+      </w:r>
+      <w:proofErr w:type="spellEnd"/>
+      <w:r>
+        <w:t xml:space="preserve"> </w:t>
+      </w:r>
+      <w:proofErr w:type="spellStart"/>
+      <w:r>
+        <w:t>manutenção</w:t>
+      </w:r>
+      <w:proofErr w:type="spellEnd"/>
+      <w:r>
+        <w:t xml:space="preserve"> </w:t>
+      </w:r>
+      <w:proofErr w:type="spellStart"/>
+      <w:r>
+        <w:t>adequada</w:t>
+      </w:r>
+      <w:proofErr w:type="spellEnd"/>
       <w:r>
         <w:t>.</w:t>
       </w:r>
@@ -1813,7 +4052,23 @@
           <w:rFonts w:ascii="Segoe UI Emoji" w:hAnsi="Segoe UI Emoji" w:cs="Segoe UI Emoji"/>
           <w:color w:val="000000" w:themeColor="text1"/>
         </w:rPr>
-        <w:t>🛡️  prazo de entrega estimado</w:t>
+        <w:t>🛡</w:t>
+      </w:r>
+      <w:proofErr w:type="gramStart"/>
+      <w:r>
+        <w:rPr>
+          <w:rFonts w:ascii="Segoe UI Emoji" w:hAnsi="Segoe UI Emoji" w:cs="Segoe UI Emoji"/>
+          <w:color w:val="000000" w:themeColor="text1"/>
+        </w:rPr>
+        <w:t>️  prazo</w:t>
+      </w:r>
+      <w:proofErr w:type="gramEnd"/>
+      <w:r>
+        <w:rPr>
+          <w:rFonts w:ascii="Segoe UI Emoji" w:hAnsi="Segoe UI Emoji" w:cs="Segoe UI Emoji"/>
+          <w:color w:val="000000" w:themeColor="text1"/>
+        </w:rPr>
+        <w:t xml:space="preserve"> de entrega estimado</w:t>
       </w:r>
       <w:r>
         <w:rPr>
@@ -1848,19 +4103,163 @@
           <w:rFonts w:asciiTheme="majorHAnsi" w:hAnsiTheme="majorHAnsi" w:cstheme="majorHAnsi"/>
         </w:rPr>
       </w:pPr>
-      <w:r>
-        <w:rPr>
-          <w:rFonts w:asciiTheme="majorHAnsi" w:hAnsiTheme="majorHAnsi" w:cstheme="majorHAnsi"/>
-          <w:b/>
-          <w:bCs/>
-        </w:rPr>
-        <w:t>Prazo de entrega estimado:</w:t>
-      </w:r>
-      <w:r>
-        <w:rPr>
-          <w:rFonts w:asciiTheme="majorHAnsi" w:hAnsiTheme="majorHAnsi" w:cstheme="majorHAnsi"/>
-        </w:rPr>
-        <w:t xml:space="preserve"> 30 a 60 dias após assinatura do contrato e confirmação do pagamento do sinal.</w:t>
+      <w:proofErr w:type="spellStart"/>
+      <w:r>
+        <w:rPr>
+          <w:rFonts w:asciiTheme="majorHAnsi" w:hAnsiTheme="majorHAnsi" w:cstheme="majorHAnsi"/>
+          <w:b/>
+          <w:bCs/>
+        </w:rPr>
+        <w:t>Prazo</w:t>
+      </w:r>
+      <w:proofErr w:type="spellEnd"/>
+      <w:r>
+        <w:rPr>
+          <w:rFonts w:asciiTheme="majorHAnsi" w:hAnsiTheme="majorHAnsi" w:cstheme="majorHAnsi"/>
+          <w:b/>
+          <w:bCs/>
+        </w:rPr>
+        <w:t xml:space="preserve"> de </w:t>
+      </w:r>
+      <w:proofErr w:type="spellStart"/>
+      <w:r>
+        <w:rPr>
+          <w:rFonts w:asciiTheme="majorHAnsi" w:hAnsiTheme="majorHAnsi" w:cstheme="majorHAnsi"/>
+          <w:b/>
+          <w:bCs/>
+        </w:rPr>
+        <w:t>entrega</w:t>
+      </w:r>
+      <w:proofErr w:type="spellEnd"/>
+      <w:r>
+        <w:rPr>
+          <w:rFonts w:asciiTheme="majorHAnsi" w:hAnsiTheme="majorHAnsi" w:cstheme="majorHAnsi"/>
+          <w:b/>
+          <w:bCs/>
+        </w:rPr>
+        <w:t xml:space="preserve"> </w:t>
+      </w:r>
+      <w:proofErr w:type="spellStart"/>
+      <w:r>
+        <w:rPr>
+          <w:rFonts w:asciiTheme="majorHAnsi" w:hAnsiTheme="majorHAnsi" w:cstheme="majorHAnsi"/>
+          <w:b/>
+          <w:bCs/>
+        </w:rPr>
+        <w:t>estimado</w:t>
+      </w:r>
+      <w:proofErr w:type="spellEnd"/>
+      <w:r>
+        <w:rPr>
+          <w:rFonts w:asciiTheme="majorHAnsi" w:hAnsiTheme="majorHAnsi" w:cstheme="majorHAnsi"/>
+          <w:b/>
+          <w:bCs/>
+        </w:rPr>
+        <w:t>:</w:t>
+      </w:r>
+      <w:r>
+        <w:rPr>
+          <w:rFonts w:asciiTheme="majorHAnsi" w:hAnsiTheme="majorHAnsi" w:cstheme="majorHAnsi"/>
+        </w:rPr>
+        <w:t xml:space="preserve"> 30 a 60 </w:t>
+      </w:r>
+      <w:proofErr w:type="spellStart"/>
+      <w:r>
+        <w:rPr>
+          <w:rFonts w:asciiTheme="majorHAnsi" w:hAnsiTheme="majorHAnsi" w:cstheme="majorHAnsi"/>
+        </w:rPr>
+        <w:t>dias</w:t>
+      </w:r>
+      <w:proofErr w:type="spellEnd"/>
+      <w:r>
+        <w:rPr>
+          <w:rFonts w:asciiTheme="majorHAnsi" w:hAnsiTheme="majorHAnsi" w:cstheme="majorHAnsi"/>
+        </w:rPr>
+        <w:t xml:space="preserve"> </w:t>
+      </w:r>
+      <w:proofErr w:type="spellStart"/>
+      <w:r>
+        <w:rPr>
+          <w:rFonts w:asciiTheme="majorHAnsi" w:hAnsiTheme="majorHAnsi" w:cstheme="majorHAnsi"/>
+        </w:rPr>
+        <w:t>após</w:t>
+      </w:r>
+      <w:proofErr w:type="spellEnd"/>
+      <w:r>
+        <w:rPr>
+          <w:rFonts w:asciiTheme="majorHAnsi" w:hAnsiTheme="majorHAnsi" w:cstheme="majorHAnsi"/>
+        </w:rPr>
+        <w:t xml:space="preserve"> </w:t>
+      </w:r>
+      <w:proofErr w:type="spellStart"/>
+      <w:r>
+        <w:rPr>
+          <w:rFonts w:asciiTheme="majorHAnsi" w:hAnsiTheme="majorHAnsi" w:cstheme="majorHAnsi"/>
+        </w:rPr>
+        <w:t>assinatura</w:t>
+      </w:r>
+      <w:proofErr w:type="spellEnd"/>
+      <w:r>
+        <w:rPr>
+          <w:rFonts w:asciiTheme="majorHAnsi" w:hAnsiTheme="majorHAnsi" w:cstheme="majorHAnsi"/>
+        </w:rPr>
+        <w:t xml:space="preserve"> do </w:t>
+      </w:r>
+      <w:proofErr w:type="spellStart"/>
+      <w:r>
+        <w:rPr>
+          <w:rFonts w:asciiTheme="majorHAnsi" w:hAnsiTheme="majorHAnsi" w:cstheme="majorHAnsi"/>
+        </w:rPr>
+        <w:t>contrato</w:t>
+      </w:r>
+      <w:proofErr w:type="spellEnd"/>
+      <w:r>
+        <w:rPr>
+          <w:rFonts w:asciiTheme="majorHAnsi" w:hAnsiTheme="majorHAnsi" w:cstheme="majorHAnsi"/>
+        </w:rPr>
+        <w:t xml:space="preserve"> e </w:t>
+      </w:r>
+      <w:proofErr w:type="spellStart"/>
+      <w:r>
+        <w:rPr>
+          <w:rFonts w:asciiTheme="majorHAnsi" w:hAnsiTheme="majorHAnsi" w:cstheme="majorHAnsi"/>
+        </w:rPr>
+        <w:t>confirmação</w:t>
+      </w:r>
+      <w:proofErr w:type="spellEnd"/>
+      <w:r>
+        <w:rPr>
+          <w:rFonts w:asciiTheme="majorHAnsi" w:hAnsiTheme="majorHAnsi" w:cstheme="majorHAnsi"/>
+        </w:rPr>
+        <w:t xml:space="preserve"> do </w:t>
+      </w:r>
+      <w:proofErr w:type="spellStart"/>
+      <w:r>
+        <w:rPr>
+          <w:rFonts w:asciiTheme="majorHAnsi" w:hAnsiTheme="majorHAnsi" w:cstheme="majorHAnsi"/>
+        </w:rPr>
+        <w:t>pagamento</w:t>
+      </w:r>
+      <w:proofErr w:type="spellEnd"/>
+      <w:r>
+        <w:rPr>
+          <w:rFonts w:asciiTheme="majorHAnsi" w:hAnsiTheme="majorHAnsi" w:cstheme="majorHAnsi"/>
+        </w:rPr>
+        <w:t xml:space="preserve"> do </w:t>
+      </w:r>
+      <w:proofErr w:type="spellStart"/>
+      <w:r>
+        <w:rPr>
+          <w:rFonts w:asciiTheme="majorHAnsi" w:hAnsiTheme="majorHAnsi" w:cstheme="majorHAnsi"/>
+        </w:rPr>
+        <w:t>sinal</w:t>
+      </w:r>
+      <w:proofErr w:type="spellEnd"/>
+      <w:r>
+        <w:rPr>
+          <w:rFonts w:asciiTheme="majorHAnsi" w:hAnsiTheme="majorHAnsi" w:cstheme="majorHAnsi"/>
+        </w:rPr>
+        <w:t>.</w:t>
       </w:r>
     </w:p>
     <w:p>
@@ -1924,7 +4323,79 @@
           <w:b/>
           <w:bCs/>
         </w:rPr>
-        <w:t>7 dias corridos a partir desta data.</w:t>
+        <w:t xml:space="preserve">7 </w:t>
+      </w:r>
+      <w:proofErr w:type="spellStart"/>
+      <w:r>
+        <w:rPr>
+          <w:rFonts w:asciiTheme="majorHAnsi" w:hAnsiTheme="majorHAnsi" w:cstheme="majorHAnsi"/>
+          <w:b/>
+          <w:bCs/>
+        </w:rPr>
+        <w:t>dias</w:t>
+      </w:r>
+      <w:proofErr w:type="spellEnd"/>
+      <w:r>
+        <w:rPr>
+          <w:rFonts w:asciiTheme="majorHAnsi" w:hAnsiTheme="majorHAnsi" w:cstheme="majorHAnsi"/>
+          <w:b/>
+          <w:bCs/>
+        </w:rPr>
+        <w:t xml:space="preserve"> </w:t>
+      </w:r>
+      <w:proofErr w:type="spellStart"/>
+      <w:r>
+        <w:rPr>
+          <w:rFonts w:asciiTheme="majorHAnsi" w:hAnsiTheme="majorHAnsi" w:cstheme="majorHAnsi"/>
+          <w:b/>
+          <w:bCs/>
+        </w:rPr>
+        <w:t>corridos</w:t>
+      </w:r>
+      <w:proofErr w:type="spellEnd"/>
+      <w:r>
+        <w:rPr>
+          <w:rFonts w:asciiTheme="majorHAnsi" w:hAnsiTheme="majorHAnsi" w:cstheme="majorHAnsi"/>
+          <w:b/>
+          <w:bCs/>
+        </w:rPr>
+        <w:t xml:space="preserve"> a </w:t>
+      </w:r>
+      <w:proofErr w:type="spellStart"/>
+      <w:r>
+        <w:rPr>
+          <w:rFonts w:asciiTheme="majorHAnsi" w:hAnsiTheme="majorHAnsi" w:cstheme="majorHAnsi"/>
+          <w:b/>
+          <w:bCs/>
+        </w:rPr>
+        <w:t>partir</w:t>
+      </w:r>
+      <w:proofErr w:type="spellEnd"/>
+      <w:r>
+        <w:rPr>
+          <w:rFonts w:asciiTheme="majorHAnsi" w:hAnsiTheme="majorHAnsi" w:cstheme="majorHAnsi"/>
+          <w:b/>
+          <w:bCs/>
+        </w:rPr>
+        <w:t xml:space="preserve"> </w:t>
+      </w:r>
+      <w:proofErr w:type="spellStart"/>
+      <w:r>
+        <w:rPr>
+          <w:rFonts w:asciiTheme="majorHAnsi" w:hAnsiTheme="majorHAnsi" w:cstheme="majorHAnsi"/>
+          <w:b/>
+          <w:bCs/>
+        </w:rPr>
+        <w:t>desta</w:t>
+      </w:r>
+      <w:proofErr w:type="spellEnd"/>
+      <w:r>
+        <w:rPr>
+          <w:rFonts w:asciiTheme="majorHAnsi" w:hAnsiTheme="majorHAnsi" w:cstheme="majorHAnsi"/>
+          <w:b/>
+          <w:bCs/>
+        </w:rPr>
+        <w:t xml:space="preserve"> data.</w:t>
       </w:r>
       <w:r>
         <w:rPr>
@@ -1944,7 +4415,147 @@
         <w:rPr>
           <w:rFonts w:asciiTheme="majorHAnsi" w:hAnsiTheme="majorHAnsi" w:cstheme="majorHAnsi"/>
         </w:rPr>
-        <w:t xml:space="preserve"> Atenção: Após esse prazo, os preços podem sofrer reajustes conforme o mercado.</w:t>
+        <w:t xml:space="preserve"> </w:t>
+      </w:r>
+      <w:proofErr w:type="spellStart"/>
+      <w:r>
+        <w:rPr>
+          <w:rFonts w:asciiTheme="majorHAnsi" w:hAnsiTheme="majorHAnsi" w:cstheme="majorHAnsi"/>
+        </w:rPr>
+        <w:t>Atenção</w:t>
+      </w:r>
+      <w:proofErr w:type="spellEnd"/>
+      <w:r>
+        <w:rPr>
+          <w:rFonts w:asciiTheme="majorHAnsi" w:hAnsiTheme="majorHAnsi" w:cstheme="majorHAnsi"/>
+        </w:rPr>
+        <w:t xml:space="preserve">: </w:t>
+      </w:r>
+      <w:proofErr w:type="spellStart"/>
+      <w:r>
+        <w:rPr>
+          <w:rFonts w:asciiTheme="majorHAnsi" w:hAnsiTheme="majorHAnsi" w:cstheme="majorHAnsi"/>
+        </w:rPr>
+        <w:t>Após</w:t>
+      </w:r>
+      <w:proofErr w:type="spellEnd"/>
+      <w:r>
+        <w:rPr>
+          <w:rFonts w:asciiTheme="majorHAnsi" w:hAnsiTheme="majorHAnsi" w:cstheme="majorHAnsi"/>
+        </w:rPr>
+        <w:t xml:space="preserve"> </w:t>
+      </w:r>
+      <w:proofErr w:type="spellStart"/>
+      <w:r>
+        <w:rPr>
+          <w:rFonts w:asciiTheme="majorHAnsi" w:hAnsiTheme="majorHAnsi" w:cstheme="majorHAnsi"/>
+        </w:rPr>
+        <w:t>esse</w:t>
+      </w:r>
+      <w:proofErr w:type="spellEnd"/>
+      <w:r>
+        <w:rPr>
+          <w:rFonts w:asciiTheme="majorHAnsi" w:hAnsiTheme="majorHAnsi" w:cstheme="majorHAnsi"/>
+        </w:rPr>
+        <w:t xml:space="preserve"> </w:t>
+      </w:r>
+      <w:proofErr w:type="spellStart"/>
+      <w:r>
+        <w:rPr>
+          <w:rFonts w:asciiTheme="majorHAnsi" w:hAnsiTheme="majorHAnsi" w:cstheme="majorHAnsi"/>
+        </w:rPr>
+        <w:t>prazo</w:t>
+      </w:r>
+      <w:proofErr w:type="spellEnd"/>
+      <w:r>
+        <w:rPr>
+          <w:rFonts w:asciiTheme="majorHAnsi" w:hAnsiTheme="majorHAnsi" w:cstheme="majorHAnsi"/>
+        </w:rPr>
+        <w:t xml:space="preserve">, </w:t>
+      </w:r>
+      <w:proofErr w:type="spellStart"/>
+      <w:r>
+        <w:rPr>
+          <w:rFonts w:asciiTheme="majorHAnsi" w:hAnsiTheme="majorHAnsi" w:cstheme="majorHAnsi"/>
+        </w:rPr>
+        <w:t>os</w:t>
+      </w:r>
+      <w:proofErr w:type="spellEnd"/>
+      <w:r>
+        <w:rPr>
+          <w:rFonts w:asciiTheme="majorHAnsi" w:hAnsiTheme="majorHAnsi" w:cstheme="majorHAnsi"/>
+        </w:rPr>
+        <w:t xml:space="preserve"> </w:t>
+      </w:r>
+      <w:proofErr w:type="spellStart"/>
+      <w:r>
+        <w:rPr>
+          <w:rFonts w:asciiTheme="majorHAnsi" w:hAnsiTheme="majorHAnsi" w:cstheme="majorHAnsi"/>
+        </w:rPr>
+        <w:t>preços</w:t>
+      </w:r>
+      <w:proofErr w:type="spellEnd"/>
+      <w:r>
+        <w:rPr>
+          <w:rFonts w:asciiTheme="majorHAnsi" w:hAnsiTheme="majorHAnsi" w:cstheme="majorHAnsi"/>
+        </w:rPr>
+        <w:t xml:space="preserve"> </w:t>
+      </w:r>
+      <w:proofErr w:type="spellStart"/>
+      <w:r>
+        <w:rPr>
+          <w:rFonts w:asciiTheme="majorHAnsi" w:hAnsiTheme="majorHAnsi" w:cstheme="majorHAnsi"/>
+        </w:rPr>
+        <w:t>podem</w:t>
+      </w:r>
+      <w:proofErr w:type="spellEnd"/>
+      <w:r>
+        <w:rPr>
+          <w:rFonts w:asciiTheme="majorHAnsi" w:hAnsiTheme="majorHAnsi" w:cstheme="majorHAnsi"/>
+        </w:rPr>
+        <w:t xml:space="preserve"> </w:t>
+      </w:r>
+      <w:proofErr w:type="spellStart"/>
+      <w:r>
+        <w:rPr>
+          <w:rFonts w:asciiTheme="majorHAnsi" w:hAnsiTheme="majorHAnsi" w:cstheme="majorHAnsi"/>
+        </w:rPr>
+        <w:t>sofrer</w:t>
+      </w:r>
+      <w:proofErr w:type="spellEnd"/>
+      <w:r>
+        <w:rPr>
+          <w:rFonts w:asciiTheme="majorHAnsi" w:hAnsiTheme="majorHAnsi" w:cstheme="majorHAnsi"/>
+        </w:rPr>
+        <w:t xml:space="preserve"> </w:t>
+      </w:r>
+      <w:proofErr w:type="spellStart"/>
+      <w:r>
+        <w:rPr>
+          <w:rFonts w:asciiTheme="majorHAnsi" w:hAnsiTheme="majorHAnsi" w:cstheme="majorHAnsi"/>
+        </w:rPr>
+        <w:t>reajustes</w:t>
+      </w:r>
+      <w:proofErr w:type="spellEnd"/>
+      <w:r>
+        <w:rPr>
+          <w:rFonts w:asciiTheme="majorHAnsi" w:hAnsiTheme="majorHAnsi" w:cstheme="majorHAnsi"/>
+        </w:rPr>
+        <w:t xml:space="preserve"> </w:t>
+      </w:r>
+      <w:proofErr w:type="spellStart"/>
+      <w:r>
+        <w:rPr>
+          <w:rFonts w:asciiTheme="majorHAnsi" w:hAnsiTheme="majorHAnsi" w:cstheme="majorHAnsi"/>
+        </w:rPr>
+        <w:t>conforme</w:t>
+      </w:r>
+      <w:proofErr w:type="spellEnd"/>
+      <w:r>
+        <w:rPr>
+          <w:rFonts w:asciiTheme="majorHAnsi" w:hAnsiTheme="majorHAnsi" w:cstheme="majorHAnsi"/>
+        </w:rPr>
+        <w:t xml:space="preserve"> o mercado.</w:t>
       </w:r>
     </w:p>
     <w:p>
@@ -1968,18 +4579,27 @@
           <w:color w:val="000000" w:themeColor="text1"/>
         </w:rPr>
       </w:pPr>
+      <w:proofErr w:type="gramStart"/>
       <w:r>
         <w:rPr>
           <w:rFonts w:ascii="Segoe UI Emoji" w:hAnsi="Segoe UI Emoji" w:cs="Segoe UI Emoji"/>
           <w:color w:val="000000" w:themeColor="text1"/>
         </w:rPr>
-        <w:t>📌  nosso endereço</w:t>
-      </w:r>
+        <w:t>📌  nosso</w:t>
+      </w:r>
+      <w:proofErr w:type="gramEnd"/>
       <w:r>
         <w:rPr>
           <w:rFonts w:ascii="Segoe UI Emoji" w:hAnsi="Segoe UI Emoji" w:cs="Segoe UI Emoji"/>
           <w:color w:val="000000" w:themeColor="text1"/>
         </w:rPr>
+        <w:t xml:space="preserve"> endereço</w:t>
+      </w:r>
+      <w:r>
+        <w:rPr>
+          <w:rFonts w:ascii="Segoe UI Emoji" w:hAnsi="Segoe UI Emoji" w:cs="Segoe UI Emoji"/>
+          <w:color w:val="000000" w:themeColor="text1"/>
+        </w:rPr>
         <w:tab/>
       </w:r>
     </w:p>
@@ -1998,11 +4618,19 @@
           <w:rFonts w:asciiTheme="majorHAnsi" w:hAnsiTheme="majorHAnsi" w:cstheme="majorHAnsi"/>
         </w:rPr>
       </w:pPr>
-      <w:r>
-        <w:rPr>
-          <w:rFonts w:asciiTheme="majorHAnsi" w:hAnsiTheme="majorHAnsi" w:cstheme="majorHAnsi"/>
-        </w:rPr>
-        <w:t>Rodovia BA-099, Estrada do Coco, km 10</w:t>
+      <w:proofErr w:type="spellStart"/>
+      <w:r>
+        <w:rPr>
+          <w:rFonts w:asciiTheme="majorHAnsi" w:hAnsiTheme="majorHAnsi" w:cstheme="majorHAnsi"/>
+        </w:rPr>
+        <w:t>Rodovia</w:t>
+      </w:r>
+      <w:proofErr w:type="spellEnd"/>
+      <w:r>
+        <w:rPr>
+          <w:rFonts w:asciiTheme="majorHAnsi" w:hAnsiTheme="majorHAnsi" w:cstheme="majorHAnsi"/>
+        </w:rPr>
+        <w:t xml:space="preserve"> BA-099, Estrada do Coco, km 10</w:t>
       </w:r>
     </w:p>
     <w:p>
@@ -2016,7 +4644,21 @@
         <w:rPr>
           <w:rFonts w:asciiTheme="majorHAnsi" w:hAnsiTheme="majorHAnsi" w:cstheme="majorHAnsi"/>
         </w:rPr>
-        <w:t>Eco Posto Shell Abrantes – Camaçari, Bahia</w:t>
+        <w:t xml:space="preserve">Eco Posto Shell Abrantes – </w:t>
+      </w:r>
+      <w:proofErr w:type="spellStart"/>
+      <w:r>
+        <w:rPr>
+          <w:rFonts w:asciiTheme="majorHAnsi" w:hAnsiTheme="majorHAnsi" w:cstheme="majorHAnsi"/>
+        </w:rPr>
+        <w:t>Camaçari</w:t>
+      </w:r>
+      <w:proofErr w:type="spellEnd"/>
+      <w:r>
+        <w:rPr>
+          <w:rFonts w:asciiTheme="majorHAnsi" w:hAnsiTheme="majorHAnsi" w:cstheme="majorHAnsi"/>
+        </w:rPr>
+        <w:t>, Bahia</w:t>
       </w:r>
     </w:p>
     <w:p>
@@ -2083,6 +4725,7 @@
           <w:color w:val="000000" w:themeColor="text1"/>
         </w:rPr>
       </w:pPr>
+      <w:proofErr w:type="gramStart"/>
       <w:r>
         <w:rPr>
           <w:rFonts w:ascii="Segoe UI Emoji" w:hAnsi="Segoe UI Emoji" w:cs="Segoe UI Emoji"/>
@@ -2096,7 +4739,15 @@
           <w:rFonts w:ascii="Segoe UI Emoji" w:hAnsi="Segoe UI Emoji" w:cs="Segoe UI Emoji"/>
           <w:color w:val="000000" w:themeColor="text1"/>
         </w:rPr>
-        <w:t>planta baixa do kit</w:t>
+        <w:t>planta</w:t>
+      </w:r>
+      <w:proofErr w:type="gramEnd"/>
+      <w:r>
+        <w:rPr>
+          <w:rFonts w:ascii="Segoe UI Emoji" w:hAnsi="Segoe UI Emoji" w:cs="Segoe UI Emoji"/>
+          <w:color w:val="000000" w:themeColor="text1"/>
+        </w:rPr>
+        <w:t xml:space="preserve"> baixa do kit</w:t>
       </w:r>
       <w:r>
         <w:rPr>
@@ -2126,6 +4777,7 @@
           <w:color w:val="000000" w:themeColor="text1"/>
         </w:rPr>
       </w:pPr>
+      <w:proofErr w:type="gramStart"/>
       <w:r>
         <w:rPr>
           <w:rFonts w:ascii="Segoe UI Emoji" w:hAnsi="Segoe UI Emoji" w:cs="Segoe UI Emoji"/>
@@ -2138,7 +4790,15 @@
           <w:rFonts w:ascii="Segoe UI Emoji" w:hAnsi="Segoe UI Emoji" w:cs="Segoe UI Emoji"/>
           <w:color w:val="000000" w:themeColor="text1"/>
         </w:rPr>
-        <w:t>LINKS DOS KITS SELECIONADOS</w:t>
+        <w:t>LINKS</w:t>
+      </w:r>
+      <w:proofErr w:type="gramEnd"/>
+      <w:r>
+        <w:rPr>
+          <w:rFonts w:ascii="Segoe UI Emoji" w:hAnsi="Segoe UI Emoji" w:cs="Segoe UI Emoji"/>
+          <w:color w:val="000000" w:themeColor="text1"/>
+        </w:rPr>
+        <w:t xml:space="preserve"> DOS KITS SELECIONADOS</w:t>
       </w:r>
       <w:r>
         <w:rPr>
@@ -2157,7 +4817,15 @@
         <w:t>🔗</w:t>
       </w:r>
       <w:r>
-        <w:t xml:space="preserve"> Links dos produtos:</w:t>
+        <w:t xml:space="preserve"> Links dos </w:t>
+      </w:r>
+      <w:proofErr w:type="spellStart"/>
+      <w:r>
+        <w:t>produtos</w:t>
+      </w:r>
+      <w:proofErr w:type="spellEnd"/>
+      <w:r>
+        <w:t>:</w:t>
       </w:r>
     </w:p>
     <w:p>
@@ -2167,7 +4835,15 @@
         </w:rPr>
       </w:pPr>
       <w:r>
-        <w:t>{{link_kit}}</w:t>
+        <w:t>{{</w:t>
+      </w:r>
+      <w:proofErr w:type="spellStart"/>
+      <w:r>
+        <w:t>link_kit</w:t>
+      </w:r>
+      <w:proofErr w:type="spellEnd"/>
+      <w:r>
+        <w:t>}}</w:t>
       </w:r>
     </w:p>
     <w:p>
@@ -2549,7 +5225,7 @@
         <v:path o:extrusionok="f" gradientshapeok="t" o:connecttype="rect"/>
         <o:lock v:ext="edit" aspectratio="t"/>
       </v:shapetype>
-      <v:shape id="_x0000_i1082" type="#_x0000_t75" style="width:11.25pt;height:11.25pt;visibility:visible;mso-wrap-style:square" o:bullet="t">
+      <v:shape id="_x0000_i1100" type="#_x0000_t75" style="width:11.25pt;height:11.25pt;visibility:visible;mso-wrap-style:square" o:bullet="t">
         <v:imagedata r:id="rId1" o:title=""/>
       </v:shape>
     </w:pict>
